--- a/report_template/template_main/tPAN116_CustomEdition_DNZD_v1.0.2.docx
+++ b/report_template/template_main/tPAN116_CustomEdition_DNZD_v1.0.2.docx
@@ -267,21 +267,8 @@
                 <w:sz w:val="28"/>
                 <w:szCs w:val="28"/>
               </w:rPr>
-              <w:t>检测总</w:t>
-            </w:r>
-            <w:proofErr w:type="gramStart"/>
-            <w:r>
-              <w:rPr>
-                <w:rFonts w:ascii="思源黑体 CN Bold" w:eastAsia="思源黑体 CN Bold" w:hAnsi="思源黑体 CN Bold" w:hint="eastAsia"/>
-                <w:b/>
-                <w:bCs/>
-                <w:color w:val="1E7648"/>
-                <w:sz w:val="28"/>
-                <w:szCs w:val="28"/>
-              </w:rPr>
-              <w:t>览</w:t>
-            </w:r>
-            <w:proofErr w:type="gramEnd"/>
+              <w:t>检测总览</w:t>
+            </w:r>
           </w:p>
         </w:tc>
       </w:tr>
@@ -732,7 +719,29 @@
                 <w:szCs w:val="17"/>
                 <w:highlight w:val="yellow"/>
               </w:rPr>
-              <w:t>{%if sample.control_sample_id %}</w:t>
+              <w:t xml:space="preserve">{%if </w:t>
+            </w:r>
+            <w:proofErr w:type="spellStart"/>
+            <w:r>
+              <w:rPr>
+                <w:rFonts w:ascii="思源黑体 CN Normal" w:eastAsia="思源黑体 CN Normal" w:hAnsi="思源黑体 CN Normal" w:hint="eastAsia"/>
+                <w:color w:val="000000" w:themeColor="text1"/>
+                <w:sz w:val="17"/>
+                <w:szCs w:val="17"/>
+                <w:highlight w:val="yellow"/>
+              </w:rPr>
+              <w:t>sample.control_sample_id</w:t>
+            </w:r>
+            <w:proofErr w:type="spellEnd"/>
+            <w:r>
+              <w:rPr>
+                <w:rFonts w:ascii="思源黑体 CN Normal" w:eastAsia="思源黑体 CN Normal" w:hAnsi="思源黑体 CN Normal" w:hint="eastAsia"/>
+                <w:color w:val="000000" w:themeColor="text1"/>
+                <w:sz w:val="17"/>
+                <w:szCs w:val="17"/>
+                <w:highlight w:val="yellow"/>
+              </w:rPr>
+              <w:t xml:space="preserve"> %}</w:t>
             </w:r>
             <w:r>
               <w:rPr>
@@ -1060,9 +1069,9 @@
           <w:szCs w:val="16"/>
           <w:highlight w:val="cyan"/>
         </w:rPr>
-        <w:t>{{r page_</w:t>
-      </w:r>
-      <w:proofErr w:type="gramStart"/>
+        <w:t xml:space="preserve">{{r </w:t>
+      </w:r>
+      <w:proofErr w:type="spellStart"/>
       <w:r>
         <w:rPr>
           <w:rFonts w:ascii="微软雅黑" w:eastAsia="微软雅黑" w:hAnsi="微软雅黑"/>
@@ -1073,9 +1082,9 @@
           <w:szCs w:val="16"/>
           <w:highlight w:val="cyan"/>
         </w:rPr>
-        <w:t>break }</w:t>
-      </w:r>
-      <w:proofErr w:type="gramEnd"/>
+        <w:t>page_break</w:t>
+      </w:r>
+      <w:proofErr w:type="spellEnd"/>
       <w:r>
         <w:rPr>
           <w:rFonts w:ascii="微软雅黑" w:eastAsia="微软雅黑" w:hAnsi="微软雅黑"/>
@@ -1086,7 +1095,7 @@
           <w:szCs w:val="16"/>
           <w:highlight w:val="cyan"/>
         </w:rPr>
-        <w:t>}</w:t>
+        <w:t xml:space="preserve"> }}</w:t>
       </w:r>
     </w:p>
     <w:p>
@@ -1287,9 +1296,9 @@
           <w:szCs w:val="16"/>
           <w:highlight w:val="cyan"/>
         </w:rPr>
-        <w:t>{{r page_</w:t>
-      </w:r>
-      <w:proofErr w:type="gramStart"/>
+        <w:t xml:space="preserve">{{r </w:t>
+      </w:r>
+      <w:proofErr w:type="spellStart"/>
       <w:r>
         <w:rPr>
           <w:rFonts w:ascii="微软雅黑" w:eastAsia="微软雅黑" w:hAnsi="微软雅黑"/>
@@ -1300,9 +1309,9 @@
           <w:szCs w:val="16"/>
           <w:highlight w:val="cyan"/>
         </w:rPr>
-        <w:t>break }</w:t>
-      </w:r>
-      <w:proofErr w:type="gramEnd"/>
+        <w:t>page_break</w:t>
+      </w:r>
+      <w:proofErr w:type="spellEnd"/>
       <w:r>
         <w:rPr>
           <w:rFonts w:ascii="微软雅黑" w:eastAsia="微软雅黑" w:hAnsi="微软雅黑"/>
@@ -1313,7 +1322,7 @@
           <w:szCs w:val="16"/>
           <w:highlight w:val="cyan"/>
         </w:rPr>
-        <w:t>}</w:t>
+        <w:t xml:space="preserve"> }}</w:t>
       </w:r>
     </w:p>
     <w:p>
@@ -1441,27 +1450,7 @@
           <w:sz w:val="21"/>
           <w:szCs w:val="21"/>
         </w:rPr>
-        <w:t>靶</w:t>
-      </w:r>
-      <w:proofErr w:type="gramStart"/>
-      <w:r>
-        <w:rPr>
-          <w:rFonts w:ascii="思源黑体 CN Bold" w:eastAsia="思源黑体 CN Bold" w:hAnsi="思源黑体 CN Bold" w:cstheme="minorBidi" w:hint="eastAsia"/>
-          <w:color w:val="1E7648"/>
-          <w:sz w:val="21"/>
-          <w:szCs w:val="21"/>
-        </w:rPr>
-        <w:t>向治疗</w:t>
-      </w:r>
-      <w:proofErr w:type="gramEnd"/>
-      <w:r>
-        <w:rPr>
-          <w:rFonts w:ascii="思源黑体 CN Bold" w:eastAsia="思源黑体 CN Bold" w:hAnsi="思源黑体 CN Bold" w:cstheme="minorBidi" w:hint="eastAsia"/>
-          <w:color w:val="1E7648"/>
-          <w:sz w:val="21"/>
-          <w:szCs w:val="21"/>
-        </w:rPr>
-        <w:t>相关变异</w:t>
+        <w:t>靶向治疗相关变异</w:t>
       </w:r>
       <w:bookmarkEnd w:id="20"/>
     </w:p>
@@ -1518,31 +1507,7 @@
           <w:sz w:val="24"/>
           <w:szCs w:val="24"/>
         </w:rPr>
-        <w:t>doc.dyn_1_Overview_Variant_</w:t>
-      </w:r>
-      <w:proofErr w:type="gramStart"/>
-      <w:r>
-        <w:rPr>
-          <w:rFonts w:ascii="思源黑体 CN Bold" w:eastAsia="思源黑体 CN Bold" w:hAnsi="思源黑体 CN Bold" w:cstheme="majorBidi"/>
-          <w:b/>
-          <w:bCs/>
-          <w:color w:val="1E7648"/>
-          <w:sz w:val="24"/>
-          <w:szCs w:val="24"/>
-        </w:rPr>
-        <w:t>Synthesize }</w:t>
-      </w:r>
-      <w:proofErr w:type="gramEnd"/>
-      <w:r>
-        <w:rPr>
-          <w:rFonts w:ascii="思源黑体 CN Bold" w:eastAsia="思源黑体 CN Bold" w:hAnsi="思源黑体 CN Bold" w:cstheme="majorBidi"/>
-          <w:b/>
-          <w:bCs/>
-          <w:color w:val="1E7648"/>
-          <w:sz w:val="24"/>
-          <w:szCs w:val="24"/>
-        </w:rPr>
-        <w:t>}</w:t>
+        <w:t>doc.dyn_1_Overview_Variant_Synthesize }}</w:t>
       </w:r>
     </w:p>
     <w:p>
@@ -1572,9 +1537,9 @@
           <w:szCs w:val="16"/>
           <w:highlight w:val="cyan"/>
         </w:rPr>
-        <w:t>{{r page_</w:t>
-      </w:r>
-      <w:proofErr w:type="gramStart"/>
+        <w:t xml:space="preserve">{{r </w:t>
+      </w:r>
+      <w:proofErr w:type="spellStart"/>
       <w:r>
         <w:rPr>
           <w:rFonts w:ascii="微软雅黑" w:eastAsia="微软雅黑" w:hAnsi="微软雅黑"/>
@@ -1585,9 +1550,9 @@
           <w:szCs w:val="16"/>
           <w:highlight w:val="cyan"/>
         </w:rPr>
-        <w:t>break }</w:t>
-      </w:r>
-      <w:proofErr w:type="gramEnd"/>
+        <w:t>page_break</w:t>
+      </w:r>
+      <w:proofErr w:type="spellEnd"/>
       <w:r>
         <w:rPr>
           <w:rFonts w:ascii="微软雅黑" w:eastAsia="微软雅黑" w:hAnsi="微软雅黑"/>
@@ -1598,7 +1563,7 @@
           <w:szCs w:val="16"/>
           <w:highlight w:val="cyan"/>
         </w:rPr>
-        <w:t>}</w:t>
+        <w:t xml:space="preserve"> }}</w:t>
       </w:r>
     </w:p>
     <w:p>
@@ -1651,7 +1616,27 @@
           <w:sz w:val="21"/>
           <w:szCs w:val="21"/>
         </w:rPr>
-        <w:t>{%if sample.control_sample_id %}体细胞{%endif%}</w:t>
+        <w:t xml:space="preserve">{%if </w:t>
+      </w:r>
+      <w:proofErr w:type="spellStart"/>
+      <w:r>
+        <w:rPr>
+          <w:rFonts w:ascii="思源黑体 CN Bold" w:eastAsia="思源黑体 CN Bold" w:hAnsi="思源黑体 CN Bold" w:cstheme="minorBidi" w:hint="eastAsia"/>
+          <w:color w:val="1E7648"/>
+          <w:sz w:val="21"/>
+          <w:szCs w:val="21"/>
+        </w:rPr>
+        <w:t>sample.control_sample_id</w:t>
+      </w:r>
+      <w:proofErr w:type="spellEnd"/>
+      <w:r>
+        <w:rPr>
+          <w:rFonts w:ascii="思源黑体 CN Bold" w:eastAsia="思源黑体 CN Bold" w:hAnsi="思源黑体 CN Bold" w:cstheme="minorBidi" w:hint="eastAsia"/>
+          <w:color w:val="1E7648"/>
+          <w:sz w:val="21"/>
+          <w:szCs w:val="21"/>
+        </w:rPr>
+        <w:t xml:space="preserve"> %}体细胞{%endif%}</w:t>
       </w:r>
       <w:r>
         <w:rPr>
@@ -1760,7 +1745,7 @@
         </w:rPr>
         <w:t xml:space="preserve">if </w:t>
       </w:r>
-      <w:proofErr w:type="gramStart"/>
+      <w:proofErr w:type="spellStart"/>
       <w:r>
         <w:rPr>
           <w:rFonts w:ascii="思源黑体 CN Normal" w:eastAsia="思源黑体 CN Normal" w:hAnsi="思源黑体 CN Normal"/>
@@ -1768,9 +1753,9 @@
           <w:sz w:val="15"/>
           <w:szCs w:val="15"/>
         </w:rPr>
-        <w:t>sample.control</w:t>
-      </w:r>
-      <w:proofErr w:type="gramEnd"/>
+        <w:t>sample.control_sample_id</w:t>
+      </w:r>
+      <w:proofErr w:type="spellEnd"/>
       <w:r>
         <w:rPr>
           <w:rFonts w:ascii="思源黑体 CN Normal" w:eastAsia="思源黑体 CN Normal" w:hAnsi="思源黑体 CN Normal"/>
@@ -1778,7 +1763,7 @@
           <w:sz w:val="15"/>
           <w:szCs w:val="15"/>
         </w:rPr>
-        <w:t>_sample_id %}</w:t>
+        <w:t xml:space="preserve"> %}</w:t>
       </w:r>
     </w:p>
     <w:p>
@@ -1806,9 +1791,9 @@
           <w:szCs w:val="16"/>
           <w:highlight w:val="cyan"/>
         </w:rPr>
-        <w:t>{{r page_</w:t>
-      </w:r>
-      <w:proofErr w:type="gramStart"/>
+        <w:t xml:space="preserve">{{r </w:t>
+      </w:r>
+      <w:proofErr w:type="spellStart"/>
       <w:r>
         <w:rPr>
           <w:rFonts w:ascii="微软雅黑" w:eastAsia="微软雅黑" w:hAnsi="微软雅黑"/>
@@ -1819,9 +1804,9 @@
           <w:szCs w:val="16"/>
           <w:highlight w:val="cyan"/>
         </w:rPr>
-        <w:t>break }</w:t>
-      </w:r>
-      <w:proofErr w:type="gramEnd"/>
+        <w:t>page_break</w:t>
+      </w:r>
+      <w:proofErr w:type="spellEnd"/>
       <w:r>
         <w:rPr>
           <w:rFonts w:ascii="微软雅黑" w:eastAsia="微软雅黑" w:hAnsi="微软雅黑"/>
@@ -1832,7 +1817,7 @@
           <w:szCs w:val="16"/>
           <w:highlight w:val="cyan"/>
         </w:rPr>
-        <w:t>}</w:t>
+        <w:t xml:space="preserve"> }}</w:t>
       </w:r>
     </w:p>
     <w:p>
@@ -1972,9 +1957,9 @@
           <w:szCs w:val="16"/>
           <w:highlight w:val="cyan"/>
         </w:rPr>
-        <w:t>{{r page_</w:t>
-      </w:r>
-      <w:proofErr w:type="gramStart"/>
+        <w:t xml:space="preserve">{{r </w:t>
+      </w:r>
+      <w:proofErr w:type="spellStart"/>
       <w:r>
         <w:rPr>
           <w:rFonts w:ascii="微软雅黑" w:eastAsia="微软雅黑" w:hAnsi="微软雅黑"/>
@@ -1985,9 +1970,9 @@
           <w:szCs w:val="16"/>
           <w:highlight w:val="cyan"/>
         </w:rPr>
-        <w:t>break }</w:t>
-      </w:r>
-      <w:proofErr w:type="gramEnd"/>
+        <w:t>page_break</w:t>
+      </w:r>
+      <w:proofErr w:type="spellEnd"/>
       <w:r>
         <w:rPr>
           <w:rFonts w:ascii="微软雅黑" w:eastAsia="微软雅黑" w:hAnsi="微软雅黑"/>
@@ -1998,7 +1983,7 @@
           <w:szCs w:val="16"/>
           <w:highlight w:val="cyan"/>
         </w:rPr>
-        <w:t>}</w:t>
+        <w:t xml:space="preserve"> }}</w:t>
       </w:r>
     </w:p>
     <w:p>
@@ -2081,31 +2066,7 @@
           <w:sz w:val="24"/>
           <w:szCs w:val="24"/>
         </w:rPr>
-        <w:t>doc.dyn_1_Overview_ResultSummary_</w:t>
-      </w:r>
-      <w:proofErr w:type="gramStart"/>
-      <w:r>
-        <w:rPr>
-          <w:rFonts w:ascii="思源黑体 CN Bold" w:eastAsia="思源黑体 CN Bold" w:hAnsi="思源黑体 CN Bold" w:cstheme="majorBidi"/>
-          <w:b/>
-          <w:bCs/>
-          <w:color w:val="1E7648"/>
-          <w:sz w:val="24"/>
-          <w:szCs w:val="24"/>
-        </w:rPr>
-        <w:t>cdx }</w:t>
-      </w:r>
-      <w:proofErr w:type="gramEnd"/>
-      <w:r>
-        <w:rPr>
-          <w:rFonts w:ascii="思源黑体 CN Bold" w:eastAsia="思源黑体 CN Bold" w:hAnsi="思源黑体 CN Bold" w:cstheme="majorBidi"/>
-          <w:b/>
-          <w:bCs/>
-          <w:color w:val="1E7648"/>
-          <w:sz w:val="24"/>
-          <w:szCs w:val="24"/>
-        </w:rPr>
-        <w:t>}</w:t>
+        <w:t>doc.dyn_1_Overview_ResultSummary_cdx }}</w:t>
       </w:r>
     </w:p>
     <w:p>
@@ -2133,9 +2094,9 @@
           <w:szCs w:val="16"/>
           <w:highlight w:val="cyan"/>
         </w:rPr>
-        <w:t>{{r page_</w:t>
-      </w:r>
-      <w:proofErr w:type="gramStart"/>
+        <w:t xml:space="preserve">{{r </w:t>
+      </w:r>
+      <w:proofErr w:type="spellStart"/>
       <w:r>
         <w:rPr>
           <w:rFonts w:ascii="微软雅黑" w:eastAsia="微软雅黑" w:hAnsi="微软雅黑"/>
@@ -2146,9 +2107,9 @@
           <w:szCs w:val="16"/>
           <w:highlight w:val="cyan"/>
         </w:rPr>
-        <w:t>break }</w:t>
-      </w:r>
-      <w:proofErr w:type="gramEnd"/>
+        <w:t>page_break</w:t>
+      </w:r>
+      <w:proofErr w:type="spellEnd"/>
       <w:r>
         <w:rPr>
           <w:rFonts w:ascii="微软雅黑" w:eastAsia="微软雅黑" w:hAnsi="微软雅黑"/>
@@ -2159,7 +2120,7 @@
           <w:szCs w:val="16"/>
           <w:highlight w:val="cyan"/>
         </w:rPr>
-        <w:t>}</w:t>
+        <w:t xml:space="preserve"> }}</w:t>
       </w:r>
     </w:p>
     <w:p>
@@ -2290,9 +2251,9 @@
           <w:szCs w:val="16"/>
           <w:highlight w:val="cyan"/>
         </w:rPr>
-        <w:t>{{r page_</w:t>
-      </w:r>
-      <w:proofErr w:type="gramStart"/>
+        <w:t xml:space="preserve">{{r </w:t>
+      </w:r>
+      <w:proofErr w:type="spellStart"/>
       <w:r>
         <w:rPr>
           <w:rFonts w:ascii="微软雅黑" w:eastAsia="微软雅黑" w:hAnsi="微软雅黑"/>
@@ -2303,9 +2264,9 @@
           <w:szCs w:val="16"/>
           <w:highlight w:val="cyan"/>
         </w:rPr>
-        <w:t>break }</w:t>
-      </w:r>
-      <w:proofErr w:type="gramEnd"/>
+        <w:t>page_break</w:t>
+      </w:r>
+      <w:proofErr w:type="spellEnd"/>
       <w:r>
         <w:rPr>
           <w:rFonts w:ascii="微软雅黑" w:eastAsia="微软雅黑" w:hAnsi="微软雅黑"/>
@@ -2316,7 +2277,7 @@
           <w:szCs w:val="16"/>
           <w:highlight w:val="cyan"/>
         </w:rPr>
-        <w:t>}</w:t>
+        <w:t xml:space="preserve"> }}</w:t>
       </w:r>
     </w:p>
     <w:p>
@@ -2443,9 +2404,9 @@
           <w:szCs w:val="16"/>
           <w:highlight w:val="cyan"/>
         </w:rPr>
-        <w:t>{{r page_</w:t>
-      </w:r>
-      <w:proofErr w:type="gramStart"/>
+        <w:t xml:space="preserve">{{r </w:t>
+      </w:r>
+      <w:proofErr w:type="spellStart"/>
       <w:r>
         <w:rPr>
           <w:rFonts w:ascii="微软雅黑" w:eastAsia="微软雅黑" w:hAnsi="微软雅黑"/>
@@ -2456,9 +2417,9 @@
           <w:szCs w:val="16"/>
           <w:highlight w:val="cyan"/>
         </w:rPr>
-        <w:t>break }</w:t>
-      </w:r>
-      <w:proofErr w:type="gramEnd"/>
+        <w:t>page_break</w:t>
+      </w:r>
+      <w:proofErr w:type="spellEnd"/>
       <w:r>
         <w:rPr>
           <w:rFonts w:ascii="微软雅黑" w:eastAsia="微软雅黑" w:hAnsi="微软雅黑"/>
@@ -2469,7 +2430,7 @@
           <w:szCs w:val="16"/>
           <w:highlight w:val="cyan"/>
         </w:rPr>
-        <w:t>}</w:t>
+        <w:t xml:space="preserve"> }}</w:t>
       </w:r>
     </w:p>
     <w:p>
@@ -2585,9 +2546,9 @@
           <w:szCs w:val="16"/>
           <w:highlight w:val="cyan"/>
         </w:rPr>
-        <w:t>{{r page_</w:t>
-      </w:r>
-      <w:proofErr w:type="gramStart"/>
+        <w:t xml:space="preserve">{{r </w:t>
+      </w:r>
+      <w:proofErr w:type="spellStart"/>
       <w:r>
         <w:rPr>
           <w:rFonts w:ascii="微软雅黑" w:eastAsia="微软雅黑" w:hAnsi="微软雅黑"/>
@@ -2598,9 +2559,9 @@
           <w:szCs w:val="16"/>
           <w:highlight w:val="cyan"/>
         </w:rPr>
-        <w:t>break }</w:t>
-      </w:r>
-      <w:proofErr w:type="gramEnd"/>
+        <w:t>page_break</w:t>
+      </w:r>
+      <w:proofErr w:type="spellEnd"/>
       <w:r>
         <w:rPr>
           <w:rFonts w:ascii="微软雅黑" w:eastAsia="微软雅黑" w:hAnsi="微软雅黑"/>
@@ -2611,7 +2572,7 @@
           <w:szCs w:val="16"/>
           <w:highlight w:val="cyan"/>
         </w:rPr>
-        <w:t>}</w:t>
+        <w:t xml:space="preserve"> }}</w:t>
       </w:r>
     </w:p>
     <w:p>
@@ -2631,8 +2592,19 @@
           <w:sz w:val="15"/>
           <w:szCs w:val="15"/>
         </w:rPr>
-        <w:t>{%p if “子宫内膜癌” in sample.tumor_list</w:t>
-      </w:r>
+        <w:t xml:space="preserve">{%p if “子宫内膜癌” in </w:t>
+      </w:r>
+      <w:proofErr w:type="spellStart"/>
+      <w:r>
+        <w:rPr>
+          <w:rFonts w:ascii="思源黑体 CN Normal" w:eastAsia="思源黑体 CN Normal" w:hAnsi="思源黑体 CN Normal" w:hint="eastAsia"/>
+          <w:color w:val="404040" w:themeColor="text1" w:themeTint="BF"/>
+          <w:sz w:val="15"/>
+          <w:szCs w:val="15"/>
+        </w:rPr>
+        <w:t>sample.tumor_list</w:t>
+      </w:r>
+      <w:proofErr w:type="spellEnd"/>
       <w:r>
         <w:rPr>
           <w:rFonts w:ascii="思源黑体 CN Normal" w:eastAsia="思源黑体 CN Normal" w:hAnsi="思源黑体 CN Normal"/>
@@ -2741,27 +2713,7 @@
           <w:sz w:val="21"/>
           <w:szCs w:val="21"/>
         </w:rPr>
-        <w:t>子宫内膜</w:t>
-      </w:r>
-      <w:proofErr w:type="gramStart"/>
-      <w:r>
-        <w:rPr>
-          <w:rFonts w:ascii="思源黑体 CN Bold" w:eastAsia="思源黑体 CN Bold" w:hAnsi="思源黑体 CN Bold" w:cstheme="minorBidi" w:hint="eastAsia"/>
-          <w:color w:val="1E7648"/>
-          <w:sz w:val="21"/>
-          <w:szCs w:val="21"/>
-        </w:rPr>
-        <w:t>癌分子</w:t>
-      </w:r>
-      <w:proofErr w:type="gramEnd"/>
-      <w:r>
-        <w:rPr>
-          <w:rFonts w:ascii="思源黑体 CN Bold" w:eastAsia="思源黑体 CN Bold" w:hAnsi="思源黑体 CN Bold" w:cstheme="minorBidi" w:hint="eastAsia"/>
-          <w:color w:val="1E7648"/>
-          <w:sz w:val="21"/>
-          <w:szCs w:val="21"/>
-        </w:rPr>
-        <w:t>分型相关标志物</w:t>
+        <w:t>子宫内膜癌分子分型相关标志物</w:t>
       </w:r>
     </w:p>
     <w:bookmarkEnd w:id="27"/>
@@ -2845,9 +2797,9 @@
           <w:szCs w:val="16"/>
           <w:highlight w:val="cyan"/>
         </w:rPr>
-        <w:t>{{r page_</w:t>
-      </w:r>
-      <w:proofErr w:type="gramStart"/>
+        <w:t xml:space="preserve">{{r </w:t>
+      </w:r>
+      <w:proofErr w:type="spellStart"/>
       <w:r>
         <w:rPr>
           <w:rFonts w:ascii="微软雅黑" w:eastAsia="微软雅黑" w:hAnsi="微软雅黑"/>
@@ -2858,9 +2810,9 @@
           <w:szCs w:val="16"/>
           <w:highlight w:val="cyan"/>
         </w:rPr>
-        <w:t>break }</w:t>
-      </w:r>
-      <w:proofErr w:type="gramEnd"/>
+        <w:t>page_break</w:t>
+      </w:r>
+      <w:proofErr w:type="spellEnd"/>
       <w:r>
         <w:rPr>
           <w:rFonts w:ascii="微软雅黑" w:eastAsia="微软雅黑" w:hAnsi="微软雅黑"/>
@@ -2871,7 +2823,7 @@
           <w:szCs w:val="16"/>
           <w:highlight w:val="cyan"/>
         </w:rPr>
-        <w:t>}</w:t>
+        <w:t xml:space="preserve"> }}</w:t>
       </w:r>
     </w:p>
     <w:p>
@@ -3014,9 +2966,9 @@
           <w:szCs w:val="16"/>
           <w:highlight w:val="cyan"/>
         </w:rPr>
-        <w:t>{{r page_</w:t>
-      </w:r>
-      <w:proofErr w:type="gramStart"/>
+        <w:t xml:space="preserve">{{r </w:t>
+      </w:r>
+      <w:proofErr w:type="spellStart"/>
       <w:r>
         <w:rPr>
           <w:rFonts w:ascii="微软雅黑" w:eastAsia="微软雅黑" w:hAnsi="微软雅黑"/>
@@ -3027,9 +2979,9 @@
           <w:szCs w:val="16"/>
           <w:highlight w:val="cyan"/>
         </w:rPr>
-        <w:t>break }</w:t>
-      </w:r>
-      <w:proofErr w:type="gramEnd"/>
+        <w:t>page_break</w:t>
+      </w:r>
+      <w:proofErr w:type="spellEnd"/>
       <w:r>
         <w:rPr>
           <w:rFonts w:ascii="微软雅黑" w:eastAsia="微软雅黑" w:hAnsi="微软雅黑"/>
@@ -3040,7 +2992,7 @@
           <w:szCs w:val="16"/>
           <w:highlight w:val="cyan"/>
         </w:rPr>
-        <w:t>}</w:t>
+        <w:t xml:space="preserve"> }}</w:t>
       </w:r>
     </w:p>
     <w:p>
@@ -3075,7 +3027,27 @@
           <w:sz w:val="21"/>
           <w:szCs w:val="21"/>
         </w:rPr>
-        <w:t>{%if sample.control_sample_id %}体细胞{%endif%}</w:t>
+        <w:t xml:space="preserve">{%if </w:t>
+      </w:r>
+      <w:proofErr w:type="spellStart"/>
+      <w:r>
+        <w:rPr>
+          <w:rFonts w:ascii="思源黑体 CN Bold" w:eastAsia="思源黑体 CN Bold" w:hAnsi="思源黑体 CN Bold" w:cstheme="minorBidi" w:hint="eastAsia"/>
+          <w:color w:val="1E7648"/>
+          <w:sz w:val="21"/>
+          <w:szCs w:val="21"/>
+        </w:rPr>
+        <w:t>sample.control_sample_id</w:t>
+      </w:r>
+      <w:proofErr w:type="spellEnd"/>
+      <w:r>
+        <w:rPr>
+          <w:rFonts w:ascii="思源黑体 CN Bold" w:eastAsia="思源黑体 CN Bold" w:hAnsi="思源黑体 CN Bold" w:cstheme="minorBidi" w:hint="eastAsia"/>
+          <w:color w:val="1E7648"/>
+          <w:sz w:val="21"/>
+          <w:szCs w:val="21"/>
+        </w:rPr>
+        <w:t xml:space="preserve"> %}体细胞{%endif%}</w:t>
       </w:r>
       <w:r>
         <w:rPr>
@@ -3168,9 +3140,9 @@
           <w:szCs w:val="16"/>
           <w:highlight w:val="cyan"/>
         </w:rPr>
-        <w:t>{{r page_</w:t>
-      </w:r>
-      <w:proofErr w:type="gramStart"/>
+        <w:t xml:space="preserve">{{r </w:t>
+      </w:r>
+      <w:proofErr w:type="spellStart"/>
       <w:r>
         <w:rPr>
           <w:rFonts w:ascii="微软雅黑" w:eastAsia="微软雅黑" w:hAnsi="微软雅黑"/>
@@ -3181,9 +3153,9 @@
           <w:szCs w:val="16"/>
           <w:highlight w:val="cyan"/>
         </w:rPr>
-        <w:t>break }</w:t>
-      </w:r>
-      <w:proofErr w:type="gramEnd"/>
+        <w:t>page_break</w:t>
+      </w:r>
+      <w:proofErr w:type="spellEnd"/>
       <w:r>
         <w:rPr>
           <w:rFonts w:ascii="微软雅黑" w:eastAsia="微软雅黑" w:hAnsi="微软雅黑"/>
@@ -3194,7 +3166,7 @@
           <w:szCs w:val="16"/>
           <w:highlight w:val="cyan"/>
         </w:rPr>
-        <w:t>}</w:t>
+        <w:t xml:space="preserve"> }}</w:t>
       </w:r>
     </w:p>
     <w:p>
@@ -3303,9 +3275,9 @@
           <w:szCs w:val="16"/>
           <w:highlight w:val="cyan"/>
         </w:rPr>
-        <w:t>{{r page_</w:t>
-      </w:r>
-      <w:proofErr w:type="gramStart"/>
+        <w:t xml:space="preserve">{{r </w:t>
+      </w:r>
+      <w:proofErr w:type="spellStart"/>
       <w:r>
         <w:rPr>
           <w:rFonts w:ascii="微软雅黑" w:eastAsia="微软雅黑" w:hAnsi="微软雅黑"/>
@@ -3316,9 +3288,9 @@
           <w:szCs w:val="16"/>
           <w:highlight w:val="cyan"/>
         </w:rPr>
-        <w:t>break }</w:t>
-      </w:r>
-      <w:proofErr w:type="gramEnd"/>
+        <w:t>page_break</w:t>
+      </w:r>
+      <w:proofErr w:type="spellEnd"/>
       <w:r>
         <w:rPr>
           <w:rFonts w:ascii="微软雅黑" w:eastAsia="微软雅黑" w:hAnsi="微软雅黑"/>
@@ -3329,7 +3301,7 @@
           <w:szCs w:val="16"/>
           <w:highlight w:val="cyan"/>
         </w:rPr>
-        <w:t>}</w:t>
+        <w:t xml:space="preserve"> }}</w:t>
       </w:r>
     </w:p>
     <w:tbl>
@@ -3640,8 +3612,9 @@
           <w:sz w:val="24"/>
           <w:szCs w:val="24"/>
         </w:rPr>
-        <w:t>{%if sample.control_sample_id %}体细胞{%endif%}</w:t>
-      </w:r>
+        <w:t xml:space="preserve">{%if </w:t>
+      </w:r>
+      <w:proofErr w:type="spellStart"/>
       <w:r>
         <w:rPr>
           <w:rFonts w:ascii="思源黑体 CN Bold" w:eastAsia="思源黑体 CN Bold" w:hAnsi="思源黑体 CN Bold" w:hint="eastAsia"/>
@@ -3651,6 +3624,29 @@
           <w:sz w:val="24"/>
           <w:szCs w:val="24"/>
         </w:rPr>
+        <w:t>sample.control_sample_id</w:t>
+      </w:r>
+      <w:proofErr w:type="spellEnd"/>
+      <w:r>
+        <w:rPr>
+          <w:rFonts w:ascii="思源黑体 CN Bold" w:eastAsia="思源黑体 CN Bold" w:hAnsi="思源黑体 CN Bold" w:hint="eastAsia"/>
+          <w:b/>
+          <w:bCs/>
+          <w:color w:val="1E7648"/>
+          <w:sz w:val="24"/>
+          <w:szCs w:val="24"/>
+        </w:rPr>
+        <w:t xml:space="preserve"> %}体细胞{%endif%}</w:t>
+      </w:r>
+      <w:r>
+        <w:rPr>
+          <w:rFonts w:ascii="思源黑体 CN Bold" w:eastAsia="思源黑体 CN Bold" w:hAnsi="思源黑体 CN Bold" w:hint="eastAsia"/>
+          <w:b/>
+          <w:bCs/>
+          <w:color w:val="1E7648"/>
+          <w:sz w:val="24"/>
+          <w:szCs w:val="24"/>
+        </w:rPr>
         <w:t>变异详细解读</w:t>
       </w:r>
     </w:p>
@@ -3736,9 +3732,9 @@
           <w:szCs w:val="16"/>
           <w:highlight w:val="cyan"/>
         </w:rPr>
-        <w:t>{{r page_</w:t>
-      </w:r>
-      <w:proofErr w:type="gramStart"/>
+        <w:t xml:space="preserve">{{r </w:t>
+      </w:r>
+      <w:proofErr w:type="spellStart"/>
       <w:r>
         <w:rPr>
           <w:rFonts w:ascii="微软雅黑" w:eastAsia="微软雅黑" w:hAnsi="微软雅黑"/>
@@ -3749,9 +3745,9 @@
           <w:szCs w:val="16"/>
           <w:highlight w:val="cyan"/>
         </w:rPr>
-        <w:t>break }</w:t>
-      </w:r>
-      <w:proofErr w:type="gramEnd"/>
+        <w:t>page_break</w:t>
+      </w:r>
+      <w:proofErr w:type="spellEnd"/>
       <w:r>
         <w:rPr>
           <w:rFonts w:ascii="微软雅黑" w:eastAsia="微软雅黑" w:hAnsi="微软雅黑"/>
@@ -3762,7 +3758,7 @@
           <w:szCs w:val="16"/>
           <w:highlight w:val="cyan"/>
         </w:rPr>
-        <w:t>}</w:t>
+        <w:t xml:space="preserve"> }}</w:t>
       </w:r>
     </w:p>
     <w:p>
@@ -3803,7 +3799,31 @@
           <w:sz w:val="24"/>
           <w:szCs w:val="24"/>
         </w:rPr>
-        <w:t>{%if sample.control_sample_id %}体细胞{%endif%}</w:t>
+        <w:t xml:space="preserve">{%if </w:t>
+      </w:r>
+      <w:proofErr w:type="spellStart"/>
+      <w:r>
+        <w:rPr>
+          <w:rFonts w:ascii="思源黑体 CN Bold" w:eastAsia="思源黑体 CN Bold" w:hAnsi="思源黑体 CN Bold" w:hint="eastAsia"/>
+          <w:b/>
+          <w:bCs/>
+          <w:color w:val="1E7648"/>
+          <w:sz w:val="24"/>
+          <w:szCs w:val="24"/>
+        </w:rPr>
+        <w:t>sample.control_sample_id</w:t>
+      </w:r>
+      <w:proofErr w:type="spellEnd"/>
+      <w:r>
+        <w:rPr>
+          <w:rFonts w:ascii="思源黑体 CN Bold" w:eastAsia="思源黑体 CN Bold" w:hAnsi="思源黑体 CN Bold" w:hint="eastAsia"/>
+          <w:b/>
+          <w:bCs/>
+          <w:color w:val="1E7648"/>
+          <w:sz w:val="24"/>
+          <w:szCs w:val="24"/>
+        </w:rPr>
+        <w:t xml:space="preserve"> %}体细胞{%endif%}</w:t>
       </w:r>
       <w:r>
         <w:rPr>
@@ -3894,13 +3914,13 @@
       <w:r>
         <w:t xml:space="preserve">if </w:t>
       </w:r>
-      <w:proofErr w:type="gramStart"/>
-      <w:r>
-        <w:t>sample.control</w:t>
-      </w:r>
-      <w:proofErr w:type="gramEnd"/>
-      <w:r>
-        <w:t>_sample_id %}</w:t>
+      <w:proofErr w:type="spellStart"/>
+      <w:r>
+        <w:t>sample.control_sample_id</w:t>
+      </w:r>
+      <w:proofErr w:type="spellEnd"/>
+      <w:r>
+        <w:t xml:space="preserve"> %}</w:t>
       </w:r>
       <w:bookmarkEnd w:id="38"/>
     </w:p>
@@ -3929,9 +3949,9 @@
           <w:szCs w:val="16"/>
           <w:highlight w:val="cyan"/>
         </w:rPr>
-        <w:t>{{r page_</w:t>
-      </w:r>
-      <w:proofErr w:type="gramStart"/>
+        <w:t xml:space="preserve">{{r </w:t>
+      </w:r>
+      <w:proofErr w:type="spellStart"/>
       <w:r>
         <w:rPr>
           <w:rFonts w:ascii="微软雅黑" w:eastAsia="微软雅黑" w:hAnsi="微软雅黑"/>
@@ -3942,9 +3962,9 @@
           <w:szCs w:val="16"/>
           <w:highlight w:val="cyan"/>
         </w:rPr>
-        <w:t>break }</w:t>
-      </w:r>
-      <w:proofErr w:type="gramEnd"/>
+        <w:t>page_break</w:t>
+      </w:r>
+      <w:proofErr w:type="spellEnd"/>
       <w:r>
         <w:rPr>
           <w:rFonts w:ascii="微软雅黑" w:eastAsia="微软雅黑" w:hAnsi="微软雅黑"/>
@@ -3955,7 +3975,7 @@
           <w:szCs w:val="16"/>
           <w:highlight w:val="cyan"/>
         </w:rPr>
-        <w:t>}</w:t>
+        <w:t xml:space="preserve"> }}</w:t>
       </w:r>
     </w:p>
     <w:p>
@@ -4093,7 +4113,47 @@
           <w:sz w:val="15"/>
           <w:szCs w:val="15"/>
         </w:rPr>
-        <w:t>{%p if “子宫内膜癌” in sample.tumor_list and “实体瘤” not in sample.tumor_names_cn%}</w:t>
+        <w:t xml:space="preserve">{%p if “子宫内膜癌” in </w:t>
+      </w:r>
+      <w:proofErr w:type="spellStart"/>
+      <w:r>
+        <w:rPr>
+          <w:rFonts w:ascii="思源黑体 CN Light" w:eastAsia="思源黑体 CN Light" w:hAnsi="思源黑体 CN Light" w:hint="eastAsia"/>
+          <w:color w:val="000000" w:themeColor="text1"/>
+          <w:sz w:val="15"/>
+          <w:szCs w:val="15"/>
+        </w:rPr>
+        <w:t>sample.tumor_list</w:t>
+      </w:r>
+      <w:proofErr w:type="spellEnd"/>
+      <w:r>
+        <w:rPr>
+          <w:rFonts w:ascii="思源黑体 CN Light" w:eastAsia="思源黑体 CN Light" w:hAnsi="思源黑体 CN Light" w:hint="eastAsia"/>
+          <w:color w:val="000000" w:themeColor="text1"/>
+          <w:sz w:val="15"/>
+          <w:szCs w:val="15"/>
+        </w:rPr>
+        <w:t xml:space="preserve"> and “实体瘤” not in </w:t>
+      </w:r>
+      <w:proofErr w:type="spellStart"/>
+      <w:r>
+        <w:rPr>
+          <w:rFonts w:ascii="思源黑体 CN Light" w:eastAsia="思源黑体 CN Light" w:hAnsi="思源黑体 CN Light" w:hint="eastAsia"/>
+          <w:color w:val="000000" w:themeColor="text1"/>
+          <w:sz w:val="15"/>
+          <w:szCs w:val="15"/>
+        </w:rPr>
+        <w:t>sample.tumor_names_cn</w:t>
+      </w:r>
+      <w:proofErr w:type="spellEnd"/>
+      <w:r>
+        <w:rPr>
+          <w:rFonts w:ascii="思源黑体 CN Light" w:eastAsia="思源黑体 CN Light" w:hAnsi="思源黑体 CN Light" w:hint="eastAsia"/>
+          <w:color w:val="000000" w:themeColor="text1"/>
+          <w:sz w:val="15"/>
+          <w:szCs w:val="15"/>
+        </w:rPr>
+        <w:t>%}</w:t>
       </w:r>
     </w:p>
     <w:p>
@@ -4120,9 +4180,9 @@
           <w:szCs w:val="16"/>
           <w:highlight w:val="cyan"/>
         </w:rPr>
-        <w:t>{{r page_</w:t>
-      </w:r>
-      <w:proofErr w:type="gramStart"/>
+        <w:t xml:space="preserve">{{r </w:t>
+      </w:r>
+      <w:proofErr w:type="spellStart"/>
       <w:r>
         <w:rPr>
           <w:rFonts w:ascii="微软雅黑" w:eastAsia="微软雅黑" w:hAnsi="微软雅黑"/>
@@ -4133,9 +4193,9 @@
           <w:szCs w:val="16"/>
           <w:highlight w:val="cyan"/>
         </w:rPr>
-        <w:t>break }</w:t>
-      </w:r>
-      <w:proofErr w:type="gramEnd"/>
+        <w:t>page_break</w:t>
+      </w:r>
+      <w:proofErr w:type="spellEnd"/>
       <w:r>
         <w:rPr>
           <w:rFonts w:ascii="微软雅黑" w:eastAsia="微软雅黑" w:hAnsi="微软雅黑"/>
@@ -4146,7 +4206,7 @@
           <w:szCs w:val="16"/>
           <w:highlight w:val="cyan"/>
         </w:rPr>
-        <w:t>}</w:t>
+        <w:t xml:space="preserve"> }}</w:t>
       </w:r>
     </w:p>
     <w:p>
@@ -4177,31 +4237,7 @@
           <w:sz w:val="24"/>
           <w:szCs w:val="24"/>
         </w:rPr>
-        <w:t>子宫内膜</w:t>
-      </w:r>
-      <w:proofErr w:type="gramStart"/>
-      <w:r>
-        <w:rPr>
-          <w:rFonts w:ascii="思源黑体 CN Bold" w:eastAsia="思源黑体 CN Bold" w:hAnsi="思源黑体 CN Bold" w:hint="eastAsia"/>
-          <w:b/>
-          <w:bCs/>
-          <w:color w:val="1E7648"/>
-          <w:sz w:val="24"/>
-          <w:szCs w:val="24"/>
-        </w:rPr>
-        <w:t>癌分子</w:t>
-      </w:r>
-      <w:proofErr w:type="gramEnd"/>
-      <w:r>
-        <w:rPr>
-          <w:rFonts w:ascii="思源黑体 CN Bold" w:eastAsia="思源黑体 CN Bold" w:hAnsi="思源黑体 CN Bold" w:hint="eastAsia"/>
-          <w:b/>
-          <w:bCs/>
-          <w:color w:val="1E7648"/>
-          <w:sz w:val="24"/>
-          <w:szCs w:val="24"/>
-        </w:rPr>
-        <w:t>分型结果解读</w:t>
+        <w:t>子宫内膜癌分子分型结果解读</w:t>
       </w:r>
       <w:bookmarkEnd w:id="40"/>
     </w:p>
@@ -4328,9 +4364,9 @@
           <w:szCs w:val="16"/>
           <w:highlight w:val="cyan"/>
         </w:rPr>
-        <w:t>{{r page_</w:t>
-      </w:r>
-      <w:proofErr w:type="gramStart"/>
+        <w:t xml:space="preserve">{{r </w:t>
+      </w:r>
+      <w:proofErr w:type="spellStart"/>
       <w:r>
         <w:rPr>
           <w:rFonts w:ascii="微软雅黑" w:eastAsia="微软雅黑" w:hAnsi="微软雅黑"/>
@@ -4341,9 +4377,9 @@
           <w:szCs w:val="16"/>
           <w:highlight w:val="cyan"/>
         </w:rPr>
-        <w:t>break }</w:t>
-      </w:r>
-      <w:proofErr w:type="gramEnd"/>
+        <w:t>page_break</w:t>
+      </w:r>
+      <w:proofErr w:type="spellEnd"/>
       <w:r>
         <w:rPr>
           <w:rFonts w:ascii="微软雅黑" w:eastAsia="微软雅黑" w:hAnsi="微软雅黑"/>
@@ -4354,7 +4390,7 @@
           <w:szCs w:val="16"/>
           <w:highlight w:val="cyan"/>
         </w:rPr>
-        <w:t>}</w:t>
+        <w:t xml:space="preserve"> }}</w:t>
       </w:r>
     </w:p>
     <w:tbl>
@@ -4729,9 +4765,9 @@
           <w:szCs w:val="16"/>
           <w:highlight w:val="cyan"/>
         </w:rPr>
-        <w:t>{{r page_</w:t>
-      </w:r>
-      <w:proofErr w:type="gramStart"/>
+        <w:t xml:space="preserve">{{r </w:t>
+      </w:r>
+      <w:proofErr w:type="spellStart"/>
       <w:r>
         <w:rPr>
           <w:rFonts w:ascii="微软雅黑" w:eastAsia="微软雅黑" w:hAnsi="微软雅黑"/>
@@ -4742,9 +4778,9 @@
           <w:szCs w:val="16"/>
           <w:highlight w:val="cyan"/>
         </w:rPr>
-        <w:t>break }</w:t>
-      </w:r>
-      <w:proofErr w:type="gramEnd"/>
+        <w:t>page_break</w:t>
+      </w:r>
+      <w:proofErr w:type="spellEnd"/>
       <w:r>
         <w:rPr>
           <w:rFonts w:ascii="微软雅黑" w:eastAsia="微软雅黑" w:hAnsi="微软雅黑"/>
@@ -4755,7 +4791,7 @@
           <w:szCs w:val="16"/>
           <w:highlight w:val="cyan"/>
         </w:rPr>
-        <w:t>}</w:t>
+        <w:t xml:space="preserve"> }}</w:t>
       </w:r>
     </w:p>
     <w:tbl>
@@ -5125,9 +5161,9 @@
           <w:szCs w:val="16"/>
           <w:highlight w:val="cyan"/>
         </w:rPr>
-        <w:t>{{r page_</w:t>
-      </w:r>
-      <w:proofErr w:type="gramStart"/>
+        <w:t xml:space="preserve">{{r </w:t>
+      </w:r>
+      <w:proofErr w:type="spellStart"/>
       <w:r>
         <w:rPr>
           <w:rFonts w:ascii="微软雅黑" w:eastAsia="微软雅黑" w:hAnsi="微软雅黑"/>
@@ -5138,9 +5174,9 @@
           <w:szCs w:val="16"/>
           <w:highlight w:val="cyan"/>
         </w:rPr>
-        <w:t>break }</w:t>
-      </w:r>
-      <w:proofErr w:type="gramEnd"/>
+        <w:t>page_break</w:t>
+      </w:r>
+      <w:proofErr w:type="spellEnd"/>
       <w:r>
         <w:rPr>
           <w:rFonts w:ascii="微软雅黑" w:eastAsia="微软雅黑" w:hAnsi="微软雅黑"/>
@@ -5151,7 +5187,7 @@
           <w:szCs w:val="16"/>
           <w:highlight w:val="cyan"/>
         </w:rPr>
-        <w:t>}</w:t>
+        <w:t xml:space="preserve"> }}</w:t>
       </w:r>
     </w:p>
     <w:tbl>
@@ -5690,7 +5726,7 @@
               </w:rPr>
               <w:t xml:space="preserve">{%if </w:t>
             </w:r>
-            <w:proofErr w:type="gramStart"/>
+            <w:proofErr w:type="spellStart"/>
             <w:r>
               <w:rPr>
                 <w:rFonts w:ascii="思源黑体 CN Normal" w:eastAsia="思源黑体 CN Normal" w:hAnsi="思源黑体 CN Normal" w:cs="思源黑体 CN Light"/>
@@ -5698,9 +5734,9 @@
                 <w:sz w:val="17"/>
                 <w:szCs w:val="17"/>
               </w:rPr>
-              <w:t>sample.tumor</w:t>
-            </w:r>
-            <w:proofErr w:type="gramEnd"/>
+              <w:t>sample.tumor_content</w:t>
+            </w:r>
+            <w:proofErr w:type="spellEnd"/>
             <w:r>
               <w:rPr>
                 <w:rFonts w:ascii="思源黑体 CN Normal" w:eastAsia="思源黑体 CN Normal" w:hAnsi="思源黑体 CN Normal" w:cs="思源黑体 CN Light"/>
@@ -5708,7 +5744,67 @@
                 <w:sz w:val="17"/>
                 <w:szCs w:val="17"/>
               </w:rPr>
-              <w:t>_content%}{{sample.tumor_content}}{%else%}{%if lib_quality_control and lib_quality_control.lib_dna_qc and lib_quality_control.lib_dna_qc.tumor_content%}{{lib_quality_control.lib_dna_qc.tumor_content}}{%else%}/{%endif%}{%endif%}</w:t>
+              <w:t>%}{{</w:t>
+            </w:r>
+            <w:proofErr w:type="spellStart"/>
+            <w:r>
+              <w:rPr>
+                <w:rFonts w:ascii="思源黑体 CN Normal" w:eastAsia="思源黑体 CN Normal" w:hAnsi="思源黑体 CN Normal" w:cs="思源黑体 CN Light"/>
+                <w:kern w:val="0"/>
+                <w:sz w:val="17"/>
+                <w:szCs w:val="17"/>
+              </w:rPr>
+              <w:t>sample.tumor_content</w:t>
+            </w:r>
+            <w:proofErr w:type="spellEnd"/>
+            <w:r>
+              <w:rPr>
+                <w:rFonts w:ascii="思源黑体 CN Normal" w:eastAsia="思源黑体 CN Normal" w:hAnsi="思源黑体 CN Normal" w:cs="思源黑体 CN Light"/>
+                <w:kern w:val="0"/>
+                <w:sz w:val="17"/>
+                <w:szCs w:val="17"/>
+              </w:rPr>
+              <w:t xml:space="preserve">}}{%else%}{%if </w:t>
+            </w:r>
+            <w:proofErr w:type="spellStart"/>
+            <w:r>
+              <w:rPr>
+                <w:rFonts w:ascii="思源黑体 CN Normal" w:eastAsia="思源黑体 CN Normal" w:hAnsi="思源黑体 CN Normal" w:cs="思源黑体 CN Light"/>
+                <w:kern w:val="0"/>
+                <w:sz w:val="17"/>
+                <w:szCs w:val="17"/>
+              </w:rPr>
+              <w:t>lib_quality_control</w:t>
+            </w:r>
+            <w:proofErr w:type="spellEnd"/>
+            <w:r>
+              <w:rPr>
+                <w:rFonts w:ascii="思源黑体 CN Normal" w:eastAsia="思源黑体 CN Normal" w:hAnsi="思源黑体 CN Normal" w:cs="思源黑体 CN Light"/>
+                <w:kern w:val="0"/>
+                <w:sz w:val="17"/>
+                <w:szCs w:val="17"/>
+              </w:rPr>
+              <w:t xml:space="preserve"> and </w:t>
+            </w:r>
+            <w:proofErr w:type="spellStart"/>
+            <w:r>
+              <w:rPr>
+                <w:rFonts w:ascii="思源黑体 CN Normal" w:eastAsia="思源黑体 CN Normal" w:hAnsi="思源黑体 CN Normal" w:cs="思源黑体 CN Light"/>
+                <w:kern w:val="0"/>
+                <w:sz w:val="17"/>
+                <w:szCs w:val="17"/>
+              </w:rPr>
+              <w:t>lib_quality_control.lib_dna_qc</w:t>
+            </w:r>
+            <w:proofErr w:type="spellEnd"/>
+            <w:r>
+              <w:rPr>
+                <w:rFonts w:ascii="思源黑体 CN Normal" w:eastAsia="思源黑体 CN Normal" w:hAnsi="思源黑体 CN Normal" w:cs="思源黑体 CN Light"/>
+                <w:kern w:val="0"/>
+                <w:sz w:val="17"/>
+                <w:szCs w:val="17"/>
+              </w:rPr>
+              <w:t xml:space="preserve"> and lib_quality_control.lib_dna_qc.tumor_content%}{{lib_quality_control.lib_dna_qc.tumor_content}}{%else%}/{%endif%}{%endif%}</w:t>
             </w:r>
           </w:p>
         </w:tc>
@@ -5899,9 +5995,9 @@
                 <w:sz w:val="17"/>
                 <w:szCs w:val="17"/>
               </w:rPr>
-              <w:t>{%if lib_quality_control and lib_quality_control.lib_dna_qc and lib_quality_control.lib_dna_qc.dna_qty</w:t>
-            </w:r>
-            <w:proofErr w:type="gramStart"/>
+              <w:t xml:space="preserve">{%if </w:t>
+            </w:r>
+            <w:proofErr w:type="spellStart"/>
             <w:r>
               <w:rPr>
                 <w:rFonts w:ascii="思源黑体 CN Normal" w:eastAsia="思源黑体 CN Normal" w:hAnsi="思源黑体 CN Normal" w:cs="思源黑体 CN Light"/>
@@ -5909,9 +6005,9 @@
                 <w:sz w:val="17"/>
                 <w:szCs w:val="17"/>
               </w:rPr>
-              <w:t>%}{</w:t>
-            </w:r>
-            <w:proofErr w:type="gramEnd"/>
+              <w:t>lib_quality_control</w:t>
+            </w:r>
+            <w:proofErr w:type="spellEnd"/>
             <w:r>
               <w:rPr>
                 <w:rFonts w:ascii="思源黑体 CN Normal" w:eastAsia="思源黑体 CN Normal" w:hAnsi="思源黑体 CN Normal" w:cs="思源黑体 CN Light"/>
@@ -5919,7 +6015,27 @@
                 <w:sz w:val="17"/>
                 <w:szCs w:val="17"/>
               </w:rPr>
-              <w:t>{lib_quality_control.lib_dna_qc.dna_qty|replace(“.00”,””)}}{%else%}{%endif%}</w:t>
+              <w:t xml:space="preserve"> and </w:t>
+            </w:r>
+            <w:proofErr w:type="spellStart"/>
+            <w:r>
+              <w:rPr>
+                <w:rFonts w:ascii="思源黑体 CN Normal" w:eastAsia="思源黑体 CN Normal" w:hAnsi="思源黑体 CN Normal" w:cs="思源黑体 CN Light"/>
+                <w:kern w:val="0"/>
+                <w:sz w:val="17"/>
+                <w:szCs w:val="17"/>
+              </w:rPr>
+              <w:t>lib_quality_control.lib_dna_qc</w:t>
+            </w:r>
+            <w:proofErr w:type="spellEnd"/>
+            <w:r>
+              <w:rPr>
+                <w:rFonts w:ascii="思源黑体 CN Normal" w:eastAsia="思源黑体 CN Normal" w:hAnsi="思源黑体 CN Normal" w:cs="思源黑体 CN Light"/>
+                <w:kern w:val="0"/>
+                <w:sz w:val="17"/>
+                <w:szCs w:val="17"/>
+              </w:rPr>
+              <w:t xml:space="preserve"> and lib_quality_control.lib_dna_qc.dna_qty%}{{lib_quality_control.lib_dna_qc.dna_qty|replace(“.00”,””)}}{%else%}{%endif%}</w:t>
             </w:r>
           </w:p>
         </w:tc>
@@ -5956,7 +6072,7 @@
               </w:rPr>
               <w:t xml:space="preserve">{%p if </w:t>
             </w:r>
-            <w:proofErr w:type="gramStart"/>
+            <w:proofErr w:type="spellStart"/>
             <w:r>
               <w:rPr>
                 <w:rFonts w:ascii="思源黑体 CN Normal" w:eastAsia="思源黑体 CN Normal" w:hAnsi="思源黑体 CN Normal" w:cs="思源黑体 CN Light"/>
@@ -5964,9 +6080,9 @@
                 <w:sz w:val="17"/>
                 <w:szCs w:val="17"/>
               </w:rPr>
-              <w:t>sample.report</w:t>
-            </w:r>
-            <w:proofErr w:type="gramEnd"/>
+              <w:t>sample.report_module_type</w:t>
+            </w:r>
+            <w:proofErr w:type="spellEnd"/>
             <w:r>
               <w:rPr>
                 <w:rFonts w:ascii="思源黑体 CN Normal" w:eastAsia="思源黑体 CN Normal" w:hAnsi="思源黑体 CN Normal" w:cs="思源黑体 CN Light"/>
@@ -5974,7 +6090,27 @@
                 <w:sz w:val="17"/>
                 <w:szCs w:val="17"/>
               </w:rPr>
-              <w:t>_module_type == “rummage” and sample.locate == “SH”%}</w:t>
+              <w:t xml:space="preserve"> == “rummage” and </w:t>
+            </w:r>
+            <w:proofErr w:type="spellStart"/>
+            <w:r>
+              <w:rPr>
+                <w:rFonts w:ascii="思源黑体 CN Normal" w:eastAsia="思源黑体 CN Normal" w:hAnsi="思源黑体 CN Normal" w:cs="思源黑体 CN Light"/>
+                <w:kern w:val="0"/>
+                <w:sz w:val="17"/>
+                <w:szCs w:val="17"/>
+              </w:rPr>
+              <w:t>sample.locate</w:t>
+            </w:r>
+            <w:proofErr w:type="spellEnd"/>
+            <w:r>
+              <w:rPr>
+                <w:rFonts w:ascii="思源黑体 CN Normal" w:eastAsia="思源黑体 CN Normal" w:hAnsi="思源黑体 CN Normal" w:cs="思源黑体 CN Light"/>
+                <w:kern w:val="0"/>
+                <w:sz w:val="17"/>
+                <w:szCs w:val="17"/>
+              </w:rPr>
+              <w:t xml:space="preserve"> == “SH”%}</w:t>
             </w:r>
           </w:p>
           <w:p>
@@ -6236,8 +6372,9 @@
                 <w:sz w:val="17"/>
                 <w:szCs w:val="17"/>
               </w:rPr>
-              <w:t xml:space="preserve">{%if lib_quality_control and </w:t>
-            </w:r>
+              <w:t xml:space="preserve">{%if </w:t>
+            </w:r>
+            <w:proofErr w:type="spellStart"/>
             <w:r>
               <w:rPr>
                 <w:rFonts w:ascii="思源黑体 CN Normal" w:eastAsia="思源黑体 CN Normal" w:hAnsi="思源黑体 CN Normal" w:cs="思源黑体 CN Light"/>
@@ -6245,10 +6382,9 @@
                 <w:sz w:val="17"/>
                 <w:szCs w:val="17"/>
               </w:rPr>
-              <w:lastRenderedPageBreak/>
-              <w:t>lib_quality_control.lib_dna_qc and lib_quality_control.lib_dna_</w:t>
-            </w:r>
-            <w:proofErr w:type="gramStart"/>
+              <w:t>lib_quality_control</w:t>
+            </w:r>
+            <w:proofErr w:type="spellEnd"/>
             <w:r>
               <w:rPr>
                 <w:rFonts w:ascii="思源黑体 CN Normal" w:eastAsia="思源黑体 CN Normal" w:hAnsi="思源黑体 CN Normal" w:cs="思源黑体 CN Light"/>
@@ -6256,9 +6392,9 @@
                 <w:sz w:val="17"/>
                 <w:szCs w:val="17"/>
               </w:rPr>
-              <w:t>qc.library</w:t>
-            </w:r>
-            <w:proofErr w:type="gramEnd"/>
+              <w:t xml:space="preserve"> and </w:t>
+            </w:r>
+            <w:proofErr w:type="spellStart"/>
             <w:r>
               <w:rPr>
                 <w:rFonts w:ascii="思源黑体 CN Normal" w:eastAsia="思源黑体 CN Normal" w:hAnsi="思源黑体 CN Normal" w:cs="思源黑体 CN Light"/>
@@ -6266,7 +6402,18 @@
                 <w:sz w:val="17"/>
                 <w:szCs w:val="17"/>
               </w:rPr>
-              <w:t>_qty%}{{lib_quality_control.lib_dna_qc.library_qty|replace(“.00”,””)}}{%else%}{%endif%}</w:t>
+              <w:lastRenderedPageBreak/>
+              <w:t>lib_quality_control.lib_dna_qc</w:t>
+            </w:r>
+            <w:proofErr w:type="spellEnd"/>
+            <w:r>
+              <w:rPr>
+                <w:rFonts w:ascii="思源黑体 CN Normal" w:eastAsia="思源黑体 CN Normal" w:hAnsi="思源黑体 CN Normal" w:cs="思源黑体 CN Light"/>
+                <w:kern w:val="0"/>
+                <w:sz w:val="17"/>
+                <w:szCs w:val="17"/>
+              </w:rPr>
+              <w:t xml:space="preserve"> and lib_quality_control.lib_dna_qc.library_qty%}{{lib_quality_control.lib_dna_qc.library_qty|replace(“.00”,””)}}{%else%}{%endif%}</w:t>
             </w:r>
           </w:p>
         </w:tc>
@@ -6436,36 +6583,16 @@
                 <w:sz w:val="17"/>
                 <w:szCs w:val="17"/>
               </w:rPr>
-              <w:t>{{</w:t>
-            </w:r>
-            <w:proofErr w:type="gramStart"/>
-            <w:r>
-              <w:rPr>
-                <w:rFonts w:ascii="思源黑体 CN Normal" w:eastAsia="思源黑体 CN Normal" w:hAnsi="思源黑体 CN Normal" w:cs="思源黑体 CN Light" w:hint="eastAsia"/>
+              <w:t>{{q</w:t>
+            </w:r>
+            <w:r>
+              <w:rPr>
+                <w:rFonts w:ascii="思源黑体 CN Normal" w:eastAsia="思源黑体 CN Normal" w:hAnsi="思源黑体 CN Normal" w:cs="思源黑体 CN Light"/>
                 <w:kern w:val="0"/>
                 <w:sz w:val="17"/>
                 <w:szCs w:val="17"/>
               </w:rPr>
-              <w:t>q</w:t>
-            </w:r>
-            <w:r>
-              <w:rPr>
-                <w:rFonts w:ascii="思源黑体 CN Normal" w:eastAsia="思源黑体 CN Normal" w:hAnsi="思源黑体 CN Normal" w:cs="思源黑体 CN Light"/>
-                <w:kern w:val="0"/>
-                <w:sz w:val="17"/>
-                <w:szCs w:val="17"/>
-              </w:rPr>
-              <w:t>c.qc</w:t>
-            </w:r>
-            <w:proofErr w:type="gramEnd"/>
-            <w:r>
-              <w:rPr>
-                <w:rFonts w:ascii="思源黑体 CN Normal" w:eastAsia="思源黑体 CN Normal" w:hAnsi="思源黑体 CN Normal" w:cs="思源黑体 CN Light"/>
-                <w:kern w:val="0"/>
-                <w:sz w:val="17"/>
-                <w:szCs w:val="17"/>
-              </w:rPr>
-              <w:t>_gradient.</w:t>
+              <w:t>c.qc_gradient.</w:t>
             </w:r>
             <w:r>
               <w:rPr>
@@ -6635,9 +6762,9 @@
                 <w:sz w:val="17"/>
                 <w:szCs w:val="17"/>
               </w:rPr>
-              <w:t>{{qc.dna_data_</w:t>
-            </w:r>
-            <w:proofErr w:type="gramStart"/>
+              <w:t>{{</w:t>
+            </w:r>
+            <w:proofErr w:type="spellStart"/>
             <w:r>
               <w:rPr>
                 <w:rFonts w:ascii="思源黑体 CN Normal" w:eastAsia="思源黑体 CN Normal" w:hAnsi="思源黑体 CN Normal" w:cs="思源黑体 CN Light"/>
@@ -6645,7 +6772,7 @@
                 <w:sz w:val="17"/>
                 <w:szCs w:val="17"/>
               </w:rPr>
-              <w:t>qc.</w:t>
+              <w:t>qc.dna_data_qc.</w:t>
             </w:r>
             <w:r>
               <w:rPr>
@@ -6654,18 +6781,9 @@
                 <w:sz w:val="17"/>
                 <w:szCs w:val="17"/>
               </w:rPr>
-              <w:t>cover</w:t>
-            </w:r>
-            <w:proofErr w:type="gramEnd"/>
-            <w:r>
-              <w:rPr>
-                <w:rFonts w:ascii="思源黑体 CN Normal" w:eastAsia="思源黑体 CN Normal" w:hAnsi="思源黑体 CN Normal" w:cs="思源黑体 CN Light"/>
-                <w:kern w:val="0"/>
-                <w:sz w:val="17"/>
-                <w:szCs w:val="17"/>
-              </w:rPr>
-              <w:t>_ratio</w:t>
-            </w:r>
+              <w:t>cover_ratio</w:t>
+            </w:r>
+            <w:proofErr w:type="spellEnd"/>
             <w:r>
               <w:rPr>
                 <w:rFonts w:ascii="思源黑体 CN Normal" w:eastAsia="思源黑体 CN Normal" w:hAnsi="思源黑体 CN Normal" w:cs="思源黑体 CN Light"/>
@@ -6834,9 +6952,8 @@
                 <w:sz w:val="17"/>
                 <w:szCs w:val="17"/>
               </w:rPr>
-              <w:t>{{qc.dna_data_</w:t>
-            </w:r>
-            <w:proofErr w:type="gramStart"/>
+              <w:t>{{qc.dna_data_qc.</w:t>
+            </w:r>
             <w:r>
               <w:rPr>
                 <w:rFonts w:ascii="思源黑体 CN Normal" w:eastAsia="思源黑体 CN Normal" w:hAnsi="思源黑体 CN Normal" w:cs="思源黑体 CN Light"/>
@@ -6844,26 +6961,7 @@
                 <w:sz w:val="17"/>
                 <w:szCs w:val="17"/>
               </w:rPr>
-              <w:t>qc.</w:t>
-            </w:r>
-            <w:r>
-              <w:rPr>
-                <w:rFonts w:ascii="思源黑体 CN Normal" w:eastAsia="思源黑体 CN Normal" w:hAnsi="思源黑体 CN Normal" w:cs="思源黑体 CN Light"/>
-                <w:kern w:val="0"/>
-                <w:sz w:val="17"/>
-                <w:szCs w:val="17"/>
-              </w:rPr>
-              <w:t>cleandata</w:t>
-            </w:r>
-            <w:proofErr w:type="gramEnd"/>
-            <w:r>
-              <w:rPr>
-                <w:rFonts w:ascii="思源黑体 CN Normal" w:eastAsia="思源黑体 CN Normal" w:hAnsi="思源黑体 CN Normal" w:cs="思源黑体 CN Light"/>
-                <w:kern w:val="0"/>
-                <w:sz w:val="17"/>
-                <w:szCs w:val="17"/>
-              </w:rPr>
-              <w:t>_q30</w:t>
+              <w:t>cleandata_q30</w:t>
             </w:r>
             <w:r>
               <w:rPr>
@@ -7035,7 +7133,27 @@
                 <w:sz w:val="17"/>
                 <w:szCs w:val="17"/>
               </w:rPr>
-              <w:t>{{qc.dna_data_qc.cnv_cv}}</w:t>
+              <w:t>{{</w:t>
+            </w:r>
+            <w:proofErr w:type="spellStart"/>
+            <w:r>
+              <w:rPr>
+                <w:rFonts w:ascii="思源黑体 CN Normal" w:eastAsia="思源黑体 CN Normal" w:hAnsi="思源黑体 CN Normal" w:cs="思源黑体 CN Light"/>
+                <w:kern w:val="0"/>
+                <w:sz w:val="17"/>
+                <w:szCs w:val="17"/>
+              </w:rPr>
+              <w:t>qc.dna_data_qc.cnv_cv</w:t>
+            </w:r>
+            <w:proofErr w:type="spellEnd"/>
+            <w:r>
+              <w:rPr>
+                <w:rFonts w:ascii="思源黑体 CN Normal" w:eastAsia="思源黑体 CN Normal" w:hAnsi="思源黑体 CN Normal" w:cs="思源黑体 CN Light"/>
+                <w:kern w:val="0"/>
+                <w:sz w:val="17"/>
+                <w:szCs w:val="17"/>
+              </w:rPr>
+              <w:t>}}</w:t>
             </w:r>
           </w:p>
         </w:tc>
@@ -7189,7 +7307,27 @@
                 <w:sz w:val="17"/>
                 <w:szCs w:val="17"/>
               </w:rPr>
-              <w:t>{{qc.dna_data_qc.cnv_uni}}</w:t>
+              <w:t>{{</w:t>
+            </w:r>
+            <w:proofErr w:type="spellStart"/>
+            <w:r>
+              <w:rPr>
+                <w:rFonts w:ascii="思源黑体 CN Normal" w:eastAsia="思源黑体 CN Normal" w:hAnsi="思源黑体 CN Normal" w:cs="思源黑体 CN Light"/>
+                <w:kern w:val="0"/>
+                <w:sz w:val="17"/>
+                <w:szCs w:val="17"/>
+              </w:rPr>
+              <w:t>qc.dna_data_qc.cnv_uni</w:t>
+            </w:r>
+            <w:proofErr w:type="spellEnd"/>
+            <w:r>
+              <w:rPr>
+                <w:rFonts w:ascii="思源黑体 CN Normal" w:eastAsia="思源黑体 CN Normal" w:hAnsi="思源黑体 CN Normal" w:cs="思源黑体 CN Light"/>
+                <w:kern w:val="0"/>
+                <w:sz w:val="17"/>
+                <w:szCs w:val="17"/>
+              </w:rPr>
+              <w:t>}}</w:t>
             </w:r>
           </w:p>
         </w:tc>
@@ -7334,9 +7472,9 @@
                 <w:sz w:val="17"/>
                 <w:szCs w:val="17"/>
               </w:rPr>
-              <w:t>{{qc.dna_data_</w:t>
-            </w:r>
-            <w:proofErr w:type="gramStart"/>
+              <w:t>{{</w:t>
+            </w:r>
+            <w:proofErr w:type="spellStart"/>
             <w:r>
               <w:rPr>
                 <w:rFonts w:ascii="思源黑体 CN Normal" w:eastAsia="思源黑体 CN Normal" w:hAnsi="思源黑体 CN Normal" w:cs="思源黑体 CN Light"/>
@@ -7344,9 +7482,9 @@
                 <w:sz w:val="17"/>
                 <w:szCs w:val="17"/>
               </w:rPr>
-              <w:t>qc.depth</w:t>
-            </w:r>
-            <w:proofErr w:type="gramEnd"/>
+              <w:t>qc.dna_data_qc.depth_mean_raw</w:t>
+            </w:r>
+            <w:proofErr w:type="spellEnd"/>
             <w:r>
               <w:rPr>
                 <w:rFonts w:ascii="思源黑体 CN Normal" w:eastAsia="思源黑体 CN Normal" w:hAnsi="思源黑体 CN Normal" w:cs="思源黑体 CN Light"/>
@@ -7354,7 +7492,7 @@
                 <w:sz w:val="17"/>
                 <w:szCs w:val="17"/>
               </w:rPr>
-              <w:t>_mean_raw}}</w:t>
+              <w:t>}}</w:t>
             </w:r>
           </w:p>
         </w:tc>
@@ -7499,9 +7637,9 @@
                 <w:sz w:val="17"/>
                 <w:szCs w:val="17"/>
               </w:rPr>
-              <w:t>{{qc.dna_data_</w:t>
-            </w:r>
-            <w:proofErr w:type="gramStart"/>
+              <w:t>{{</w:t>
+            </w:r>
+            <w:proofErr w:type="spellStart"/>
             <w:r>
               <w:rPr>
                 <w:rFonts w:ascii="思源黑体 CN Normal" w:eastAsia="思源黑体 CN Normal" w:hAnsi="思源黑体 CN Normal" w:cs="思源黑体 CN Light"/>
@@ -7509,9 +7647,9 @@
                 <w:sz w:val="17"/>
                 <w:szCs w:val="17"/>
               </w:rPr>
-              <w:t>qc.depth</w:t>
-            </w:r>
-            <w:proofErr w:type="gramEnd"/>
+              <w:t>qc.dna_data_qc.depth_mean_uniq</w:t>
+            </w:r>
+            <w:proofErr w:type="spellEnd"/>
             <w:r>
               <w:rPr>
                 <w:rFonts w:ascii="思源黑体 CN Normal" w:eastAsia="思源黑体 CN Normal" w:hAnsi="思源黑体 CN Normal" w:cs="思源黑体 CN Light"/>
@@ -7519,7 +7657,7 @@
                 <w:sz w:val="17"/>
                 <w:szCs w:val="17"/>
               </w:rPr>
-              <w:t>_mean_uniq}}</w:t>
+              <w:t>}}</w:t>
             </w:r>
           </w:p>
         </w:tc>
@@ -7618,27 +7756,7 @@
                 <w:sz w:val="17"/>
                 <w:szCs w:val="17"/>
               </w:rPr>
-              <w:t>均</w:t>
-            </w:r>
-            <w:proofErr w:type="gramStart"/>
-            <w:r>
-              <w:rPr>
-                <w:rFonts w:ascii="思源黑体 CN Normal" w:eastAsia="思源黑体 CN Normal" w:hAnsi="思源黑体 CN Normal" w:cs="思源黑体 CN Light" w:hint="eastAsia"/>
-                <w:kern w:val="0"/>
-                <w:sz w:val="17"/>
-                <w:szCs w:val="17"/>
-              </w:rPr>
-              <w:t>一</w:t>
-            </w:r>
-            <w:proofErr w:type="gramEnd"/>
-            <w:r>
-              <w:rPr>
-                <w:rFonts w:ascii="思源黑体 CN Normal" w:eastAsia="思源黑体 CN Normal" w:hAnsi="思源黑体 CN Normal" w:cs="思源黑体 CN Light" w:hint="eastAsia"/>
-                <w:kern w:val="0"/>
-                <w:sz w:val="17"/>
-                <w:szCs w:val="17"/>
-              </w:rPr>
-              <w:t>性</w:t>
+              <w:t>均一性</w:t>
             </w:r>
           </w:p>
         </w:tc>
@@ -7672,9 +7790,8 @@
                 <w:sz w:val="17"/>
                 <w:szCs w:val="17"/>
               </w:rPr>
-              <w:t>{{qc.dna_data_</w:t>
-            </w:r>
-            <w:proofErr w:type="gramStart"/>
+              <w:t>{{qc.dna_data_qc.</w:t>
+            </w:r>
             <w:r>
               <w:rPr>
                 <w:rFonts w:ascii="思源黑体 CN Normal" w:eastAsia="思源黑体 CN Normal" w:hAnsi="思源黑体 CN Normal" w:cs="思源黑体 CN Light"/>
@@ -7682,26 +7799,7 @@
                 <w:sz w:val="17"/>
                 <w:szCs w:val="17"/>
               </w:rPr>
-              <w:t>qc.</w:t>
-            </w:r>
-            <w:r>
-              <w:rPr>
-                <w:rFonts w:ascii="思源黑体 CN Normal" w:eastAsia="思源黑体 CN Normal" w:hAnsi="思源黑体 CN Normal" w:cs="思源黑体 CN Light"/>
-                <w:kern w:val="0"/>
-                <w:sz w:val="17"/>
-                <w:szCs w:val="17"/>
-              </w:rPr>
-              <w:t>uni</w:t>
-            </w:r>
-            <w:proofErr w:type="gramEnd"/>
-            <w:r>
-              <w:rPr>
-                <w:rFonts w:ascii="思源黑体 CN Normal" w:eastAsia="思源黑体 CN Normal" w:hAnsi="思源黑体 CN Normal" w:cs="思源黑体 CN Light"/>
-                <w:kern w:val="0"/>
-                <w:sz w:val="17"/>
-                <w:szCs w:val="17"/>
-              </w:rPr>
-              <w:t>20_uniq</w:t>
+              <w:t>uni20_uniq</w:t>
             </w:r>
             <w:r>
               <w:rPr>
@@ -7845,9 +7943,9 @@
                 <w:sz w:val="17"/>
                 <w:szCs w:val="17"/>
               </w:rPr>
-              <w:t>{{qc.dna_data_</w:t>
-            </w:r>
-            <w:proofErr w:type="gramStart"/>
+              <w:t>{{</w:t>
+            </w:r>
+            <w:proofErr w:type="spellStart"/>
             <w:r>
               <w:rPr>
                 <w:rFonts w:ascii="思源黑体 CN Normal" w:eastAsia="思源黑体 CN Normal" w:hAnsi="思源黑体 CN Normal" w:cs="思源黑体 CN Light"/>
@@ -7855,7 +7953,7 @@
                 <w:sz w:val="17"/>
                 <w:szCs w:val="17"/>
               </w:rPr>
-              <w:t>qc.</w:t>
+              <w:t>qc.dna_data_qc.</w:t>
             </w:r>
             <w:r>
               <w:rPr>
@@ -7864,18 +7962,9 @@
                 <w:sz w:val="17"/>
                 <w:szCs w:val="17"/>
               </w:rPr>
-              <w:t>mapping</w:t>
-            </w:r>
-            <w:proofErr w:type="gramEnd"/>
-            <w:r>
-              <w:rPr>
-                <w:rFonts w:ascii="思源黑体 CN Normal" w:eastAsia="思源黑体 CN Normal" w:hAnsi="思源黑体 CN Normal" w:cs="思源黑体 CN Light"/>
-                <w:kern w:val="0"/>
-                <w:sz w:val="17"/>
-                <w:szCs w:val="17"/>
-              </w:rPr>
-              <w:t>_ratio</w:t>
-            </w:r>
+              <w:t>mapping_ratio</w:t>
+            </w:r>
+            <w:proofErr w:type="spellEnd"/>
             <w:r>
               <w:rPr>
                 <w:rFonts w:ascii="思源黑体 CN Normal" w:eastAsia="思源黑体 CN Normal" w:hAnsi="思源黑体 CN Normal" w:cs="思源黑体 CN Light"/>
@@ -7990,27 +8079,7 @@
           <w:sz w:val="16"/>
           <w:szCs w:val="16"/>
         </w:rPr>
-        <w:t>石蜡</w:t>
-      </w:r>
-      <w:proofErr w:type="gramStart"/>
-      <w:r>
-        <w:rPr>
-          <w:rFonts w:ascii="思源黑体 CN Normal" w:eastAsia="思源黑体 CN Normal" w:hAnsi="思源黑体 CN Normal" w:hint="eastAsia"/>
-          <w:color w:val="000000" w:themeColor="text1"/>
-          <w:sz w:val="16"/>
-          <w:szCs w:val="16"/>
-        </w:rPr>
-        <w:t>玻</w:t>
-      </w:r>
-      <w:proofErr w:type="gramEnd"/>
-      <w:r>
-        <w:rPr>
-          <w:rFonts w:ascii="思源黑体 CN Normal" w:eastAsia="思源黑体 CN Normal" w:hAnsi="思源黑体 CN Normal" w:hint="eastAsia"/>
-          <w:color w:val="000000" w:themeColor="text1"/>
-          <w:sz w:val="16"/>
-          <w:szCs w:val="16"/>
-        </w:rPr>
-        <w:t>片时才能进行病理质控，若肿瘤细胞含量低于20%，本产品CNV检测灵敏度和特异性可能会受到影响，结果仅供参考；</w:t>
+        <w:t>石蜡玻片时才能进行病理质控，若肿瘤细胞含量低于20%，本产品CNV检测灵敏度和特异性可能会受到影响，结果仅供参考；</w:t>
       </w:r>
     </w:p>
     <w:p>
@@ -8136,27 +8205,7 @@
           <w:sz w:val="16"/>
           <w:szCs w:val="16"/>
         </w:rPr>
-        <w:t>检测到的区域</w:t>
-      </w:r>
-      <w:proofErr w:type="gramStart"/>
-      <w:r>
-        <w:rPr>
-          <w:rFonts w:ascii="思源黑体 CN Normal" w:eastAsia="思源黑体 CN Normal" w:hAnsi="思源黑体 CN Normal" w:hint="eastAsia"/>
-          <w:color w:val="000000" w:themeColor="text1"/>
-          <w:sz w:val="16"/>
-          <w:szCs w:val="16"/>
-        </w:rPr>
-        <w:t>占目标</w:t>
-      </w:r>
-      <w:proofErr w:type="gramEnd"/>
-      <w:r>
-        <w:rPr>
-          <w:rFonts w:ascii="思源黑体 CN Normal" w:eastAsia="思源黑体 CN Normal" w:hAnsi="思源黑体 CN Normal" w:hint="eastAsia"/>
-          <w:color w:val="000000" w:themeColor="text1"/>
-          <w:sz w:val="16"/>
-          <w:szCs w:val="16"/>
-        </w:rPr>
-        <w:t>区域的比例；</w:t>
+        <w:t>检测到的区域占目标区域的比例；</w:t>
       </w:r>
     </w:p>
     <w:p>
@@ -8237,27 +8286,7 @@
           <w:sz w:val="16"/>
           <w:szCs w:val="16"/>
         </w:rPr>
-        <w:t>基因内部CV分布：基因内部归一化深度的分布均</w:t>
-      </w:r>
-      <w:proofErr w:type="gramStart"/>
-      <w:r>
-        <w:rPr>
-          <w:rFonts w:ascii="思源黑体 CN Normal" w:eastAsia="思源黑体 CN Normal" w:hAnsi="思源黑体 CN Normal" w:hint="eastAsia"/>
-          <w:color w:val="000000" w:themeColor="text1"/>
-          <w:sz w:val="16"/>
-          <w:szCs w:val="16"/>
-        </w:rPr>
-        <w:t>一</w:t>
-      </w:r>
-      <w:proofErr w:type="gramEnd"/>
-      <w:r>
-        <w:rPr>
-          <w:rFonts w:ascii="思源黑体 CN Normal" w:eastAsia="思源黑体 CN Normal" w:hAnsi="思源黑体 CN Normal" w:hint="eastAsia"/>
-          <w:color w:val="000000" w:themeColor="text1"/>
-          <w:sz w:val="16"/>
-          <w:szCs w:val="16"/>
-        </w:rPr>
-        <w:t>性；</w:t>
+        <w:t>基因内部CV分布：基因内部归一化深度的分布均一性；</w:t>
       </w:r>
     </w:p>
     <w:p>
@@ -8412,27 +8441,7 @@
           <w:sz w:val="16"/>
           <w:szCs w:val="16"/>
         </w:rPr>
-        <w:t>均</w:t>
-      </w:r>
-      <w:proofErr w:type="gramStart"/>
-      <w:r>
-        <w:rPr>
-          <w:rFonts w:ascii="思源黑体 CN Normal" w:eastAsia="思源黑体 CN Normal" w:hAnsi="思源黑体 CN Normal" w:hint="eastAsia"/>
-          <w:color w:val="000000" w:themeColor="text1"/>
-          <w:sz w:val="16"/>
-          <w:szCs w:val="16"/>
-        </w:rPr>
-        <w:t>一</w:t>
-      </w:r>
-      <w:proofErr w:type="gramEnd"/>
-      <w:r>
-        <w:rPr>
-          <w:rFonts w:ascii="思源黑体 CN Normal" w:eastAsia="思源黑体 CN Normal" w:hAnsi="思源黑体 CN Normal" w:hint="eastAsia"/>
-          <w:color w:val="000000" w:themeColor="text1"/>
-          <w:sz w:val="16"/>
-          <w:szCs w:val="16"/>
-        </w:rPr>
-        <w:t>性：</w:t>
+        <w:t>均一性：</w:t>
       </w:r>
       <w:r>
         <w:rPr>
@@ -8531,27 +8540,7 @@
           <w:sz w:val="16"/>
           <w:szCs w:val="16"/>
         </w:rPr>
-        <w:t>为“/”，表示此质</w:t>
-      </w:r>
-      <w:proofErr w:type="gramStart"/>
-      <w:r>
-        <w:rPr>
-          <w:rFonts w:ascii="思源黑体 CN Normal" w:eastAsia="思源黑体 CN Normal" w:hAnsi="思源黑体 CN Normal" w:hint="eastAsia"/>
-          <w:color w:val="000000" w:themeColor="text1"/>
-          <w:sz w:val="16"/>
-          <w:szCs w:val="16"/>
-        </w:rPr>
-        <w:t>控项并非</w:t>
-      </w:r>
-      <w:proofErr w:type="gramEnd"/>
-      <w:r>
-        <w:rPr>
-          <w:rFonts w:ascii="思源黑体 CN Normal" w:eastAsia="思源黑体 CN Normal" w:hAnsi="思源黑体 CN Normal" w:hint="eastAsia"/>
-          <w:color w:val="000000" w:themeColor="text1"/>
-          <w:sz w:val="16"/>
-          <w:szCs w:val="16"/>
-        </w:rPr>
-        <w:t>本检测的必要质控项，结果仅供参考</w:t>
+        <w:t>为“/”，表示此质控项并非本检测的必要质控项，结果仅供参考</w:t>
       </w:r>
       <w:r>
         <w:rPr>
@@ -8876,9 +8865,9 @@
           <w:szCs w:val="16"/>
           <w:highlight w:val="cyan"/>
         </w:rPr>
-        <w:t>{{r page_</w:t>
-      </w:r>
-      <w:proofErr w:type="gramStart"/>
+        <w:t xml:space="preserve">{{r </w:t>
+      </w:r>
+      <w:proofErr w:type="spellStart"/>
       <w:r>
         <w:rPr>
           <w:rFonts w:ascii="微软雅黑" w:eastAsia="微软雅黑" w:hAnsi="微软雅黑"/>
@@ -8889,9 +8878,9 @@
           <w:szCs w:val="16"/>
           <w:highlight w:val="cyan"/>
         </w:rPr>
-        <w:t>break }</w:t>
-      </w:r>
-      <w:proofErr w:type="gramEnd"/>
+        <w:t>page_break</w:t>
+      </w:r>
+      <w:proofErr w:type="spellEnd"/>
       <w:r>
         <w:rPr>
           <w:rFonts w:ascii="微软雅黑" w:eastAsia="微软雅黑" w:hAnsi="微软雅黑"/>
@@ -8902,7 +8891,7 @@
           <w:szCs w:val="16"/>
           <w:highlight w:val="cyan"/>
         </w:rPr>
-        <w:t>}</w:t>
+        <w:t xml:space="preserve"> }}</w:t>
       </w:r>
     </w:p>
     <w:tbl>
@@ -9235,25 +9224,45 @@
           <w:sz w:val="18"/>
           <w:szCs w:val="18"/>
         </w:rPr>
-        <w:t>本产品对送检样本进行检测，并对与肿瘤诊断、治疗和预后密切相关具有临床意义的检测结果进行详细解读（详细检测基因</w:t>
-      </w:r>
-      <w:proofErr w:type="gramStart"/>
+        <w:t>本产品对送检样本进行检测，并对与肿瘤诊断、治疗和预后密切相关具有临床意义的检测结果进行详细解读（详细检测基因列表见本报告附录），为临床实体瘤患者的临床诊断治疗提供辅助参考。</w:t>
+      </w:r>
+    </w:p>
+    <w:p>
+      <w:pPr>
+        <w:spacing w:line="380" w:lineRule="exact"/>
+        <w:ind w:firstLineChars="200" w:firstLine="360"/>
+        <w:rPr>
+          <w:rFonts w:ascii="思源黑体 CN Normal" w:eastAsia="思源黑体 CN Normal" w:hAnsi="思源黑体 CN Normal"/>
+          <w:sz w:val="18"/>
+          <w:szCs w:val="18"/>
+        </w:rPr>
+      </w:pPr>
       <w:r>
         <w:rPr>
           <w:rFonts w:ascii="思源黑体 CN Normal" w:eastAsia="思源黑体 CN Normal" w:hAnsi="思源黑体 CN Normal" w:hint="eastAsia"/>
           <w:sz w:val="18"/>
           <w:szCs w:val="18"/>
         </w:rPr>
-        <w:t>列表见</w:t>
-      </w:r>
-      <w:proofErr w:type="gramEnd"/>
+        <w:t>本报告仅针对本次送检样本，基于目前研究水平对“检测内容”所列基因及区域的突变信息进行检测，其他基因区域可能存在的突变信息不在本次检测范围之内。</w:t>
+      </w:r>
+    </w:p>
+    <w:p>
+      <w:pPr>
+        <w:spacing w:line="380" w:lineRule="exact"/>
+        <w:ind w:firstLineChars="200" w:firstLine="360"/>
+        <w:rPr>
+          <w:rFonts w:ascii="思源黑体 CN Normal" w:eastAsia="思源黑体 CN Normal" w:hAnsi="思源黑体 CN Normal"/>
+          <w:sz w:val="18"/>
+          <w:szCs w:val="18"/>
+        </w:rPr>
+      </w:pPr>
       <w:r>
         <w:rPr>
           <w:rFonts w:ascii="思源黑体 CN Normal" w:eastAsia="思源黑体 CN Normal" w:hAnsi="思源黑体 CN Normal" w:hint="eastAsia"/>
           <w:sz w:val="18"/>
           <w:szCs w:val="18"/>
         </w:rPr>
-        <w:t>本报告附录），为临床实体瘤患者的临床诊断治疗提供辅助参考。</w:t>
+        <w:t>本报告对变异的解读遵循相关指南和规范。报告给出的这些变异信息（和无变异信息）可为临床医生的决策提供参考，受检者请在临床医生的指导下阅读本报告。</w:t>
       </w:r>
     </w:p>
     <w:p>
@@ -9272,7 +9281,7 @@
           <w:sz w:val="18"/>
           <w:szCs w:val="18"/>
         </w:rPr>
-        <w:t>本报告仅针对本次送检样本，基于目前研究水平对“检测内容”所列基因及区域的突变信息进行检测，其他基因区域可能存在的突变信息不在本次检测范围之内。</w:t>
+        <w:t>本报告中的基因变异和药物排名不分先后顺序，任何一个标志物变异和潜在有效或无效药物均不按照先后顺序排名。</w:t>
       </w:r>
     </w:p>
     <w:p>
@@ -9291,7 +9300,15 @@
           <w:sz w:val="18"/>
           <w:szCs w:val="18"/>
         </w:rPr>
-        <w:t>本报告对变异的解读遵循相关指南和规范。报告给出的这些变异信息（和无变异信息）可为临床医生的决策提供参考，受检者请在临床医生的指导下阅读本报告。</w:t>
+        <w:t>本报告不对任何患者承诺或保证会在某一药物治疗中有效，也不承诺在某一药物治疗中无效。</w:t>
+      </w:r>
+      <w:r>
+        <w:rPr>
+          <w:rFonts w:ascii="思源黑体 CN Normal" w:eastAsia="思源黑体 CN Normal" w:hAnsi="思源黑体 CN Normal" w:hint="eastAsia"/>
+          <w:sz w:val="18"/>
+          <w:szCs w:val="18"/>
+        </w:rPr>
+        <w:t>本基因检测结果为科研用途，仅供参考。</w:t>
       </w:r>
     </w:p>
     <w:p>
@@ -9310,7 +9327,7 @@
           <w:sz w:val="18"/>
           <w:szCs w:val="18"/>
         </w:rPr>
-        <w:t>本报告中的基因变异和药物排名不分先后顺序，任何一个标志物变异和潜在有效或无效药物均不按照先后顺序排名。</w:t>
+        <w:t>本报告仅对本次送检样本负责，印章复印无效。</w:t>
       </w:r>
     </w:p>
     <w:p>
@@ -9329,101 +9346,106 @@
           <w:sz w:val="18"/>
           <w:szCs w:val="18"/>
         </w:rPr>
-        <w:t>本报告不对任何患者承诺或保证会在某一药物治疗中有效，也不承诺在某一药物治疗中无效。</w:t>
-      </w:r>
+        <w:t>未经本单位同意，不得复制使用本报告中的内容。</w:t>
+      </w:r>
+    </w:p>
+    <w:p>
+      <w:pPr>
+        <w:pStyle w:val="2"/>
+        <w:spacing w:before="0" w:after="0" w:line="240" w:lineRule="auto"/>
+        <w:rPr>
+          <w:rFonts w:ascii="思源黑体 CN Bold" w:eastAsia="思源黑体 CN Bold" w:hAnsi="思源黑体 CN Bold"/>
+          <w:color w:val="1E7648"/>
+          <w:sz w:val="24"/>
+          <w:szCs w:val="24"/>
+        </w:rPr>
+      </w:pPr>
+      <w:r>
+        <w:rPr>
+          <w:rFonts w:ascii="思源黑体 CN Bold" w:eastAsia="思源黑体 CN Bold" w:hAnsi="思源黑体 CN Bold"/>
+          <w:color w:val="1E7648"/>
+          <w:sz w:val="24"/>
+          <w:szCs w:val="24"/>
+        </w:rPr>
+        <w:t>&gt;</w:t>
+      </w:r>
+      <w:r>
+        <w:rPr>
+          <w:rFonts w:ascii="思源黑体 CN Bold" w:eastAsia="思源黑体 CN Bold" w:hAnsi="思源黑体 CN Bold" w:hint="eastAsia"/>
+          <w:color w:val="1E7648"/>
+          <w:sz w:val="24"/>
+          <w:szCs w:val="24"/>
+        </w:rPr>
+        <w:t>6.</w:t>
+      </w:r>
+      <w:r>
+        <w:rPr>
+          <w:rFonts w:ascii="思源黑体 CN Bold" w:eastAsia="思源黑体 CN Bold" w:hAnsi="思源黑体 CN Bold"/>
+          <w:color w:val="1E7648"/>
+          <w:sz w:val="24"/>
+          <w:szCs w:val="24"/>
+        </w:rPr>
+        <w:t>2</w:t>
+      </w:r>
+      <w:r>
+        <w:rPr>
+          <w:rFonts w:ascii="思源黑体 CN Bold" w:eastAsia="思源黑体 CN Bold" w:hAnsi="思源黑体 CN Bold" w:hint="eastAsia"/>
+          <w:color w:val="1E7648"/>
+          <w:sz w:val="24"/>
+          <w:szCs w:val="24"/>
+        </w:rPr>
+        <w:t xml:space="preserve"> 变异命名与解读</w:t>
+      </w:r>
+    </w:p>
+    <w:p>
+      <w:pPr>
+        <w:spacing w:line="380" w:lineRule="exact"/>
+        <w:ind w:firstLineChars="200" w:firstLine="360"/>
+        <w:rPr>
+          <w:rFonts w:ascii="思源黑体 CN Normal" w:eastAsia="思源黑体 CN Normal" w:hAnsi="思源黑体 CN Normal"/>
+          <w:sz w:val="18"/>
+          <w:szCs w:val="18"/>
+        </w:rPr>
+      </w:pPr>
       <w:r>
         <w:rPr>
           <w:rFonts w:ascii="思源黑体 CN Normal" w:eastAsia="思源黑体 CN Normal" w:hAnsi="思源黑体 CN Normal" w:hint="eastAsia"/>
           <w:sz w:val="18"/>
           <w:szCs w:val="18"/>
         </w:rPr>
-        <w:t>本基因检测结果为科研用途，仅供参考。</w:t>
-      </w:r>
-    </w:p>
-    <w:p>
-      <w:pPr>
-        <w:spacing w:line="380" w:lineRule="exact"/>
-        <w:ind w:firstLineChars="200" w:firstLine="360"/>
+        <w:t>本报告变异均采用人类基因组变异协会（Human</w:t>
+      </w:r>
+      <w:r>
         <w:rPr>
           <w:rFonts w:ascii="思源黑体 CN Normal" w:eastAsia="思源黑体 CN Normal" w:hAnsi="思源黑体 CN Normal"/>
           <w:sz w:val="18"/>
           <w:szCs w:val="18"/>
         </w:rPr>
-      </w:pPr>
+        <w:t xml:space="preserve"> Genome Variant Society</w:t>
+      </w:r>
       <w:r>
         <w:rPr>
           <w:rFonts w:ascii="思源黑体 CN Normal" w:eastAsia="思源黑体 CN Normal" w:hAnsi="思源黑体 CN Normal" w:hint="eastAsia"/>
           <w:sz w:val="18"/>
           <w:szCs w:val="18"/>
         </w:rPr>
-        <w:t>本报告仅对本次送检样本负责，印章复印无效。</w:t>
-      </w:r>
-    </w:p>
-    <w:p>
-      <w:pPr>
-        <w:spacing w:line="380" w:lineRule="exact"/>
-        <w:ind w:firstLineChars="200" w:firstLine="360"/>
+        <w:t>，H</w:t>
+      </w:r>
+      <w:r>
         <w:rPr>
           <w:rFonts w:ascii="思源黑体 CN Normal" w:eastAsia="思源黑体 CN Normal" w:hAnsi="思源黑体 CN Normal"/>
           <w:sz w:val="18"/>
           <w:szCs w:val="18"/>
         </w:rPr>
-      </w:pPr>
+        <w:t>GVS</w:t>
+      </w:r>
       <w:r>
         <w:rPr>
           <w:rFonts w:ascii="思源黑体 CN Normal" w:eastAsia="思源黑体 CN Normal" w:hAnsi="思源黑体 CN Normal" w:hint="eastAsia"/>
           <w:sz w:val="18"/>
           <w:szCs w:val="18"/>
         </w:rPr>
-        <w:t>未经本单位同意，不得复制使用本报告中的内容。</w:t>
-      </w:r>
-    </w:p>
-    <w:p>
-      <w:pPr>
-        <w:pStyle w:val="2"/>
-        <w:spacing w:before="0" w:after="0" w:line="240" w:lineRule="auto"/>
-        <w:rPr>
-          <w:rFonts w:ascii="思源黑体 CN Bold" w:eastAsia="思源黑体 CN Bold" w:hAnsi="思源黑体 CN Bold"/>
-          <w:color w:val="1E7648"/>
-          <w:sz w:val="24"/>
-          <w:szCs w:val="24"/>
-        </w:rPr>
-      </w:pPr>
-      <w:r>
-        <w:rPr>
-          <w:rFonts w:ascii="思源黑体 CN Bold" w:eastAsia="思源黑体 CN Bold" w:hAnsi="思源黑体 CN Bold"/>
-          <w:color w:val="1E7648"/>
-          <w:sz w:val="24"/>
-          <w:szCs w:val="24"/>
-        </w:rPr>
-        <w:t>&gt;</w:t>
-      </w:r>
-      <w:r>
-        <w:rPr>
-          <w:rFonts w:ascii="思源黑体 CN Bold" w:eastAsia="思源黑体 CN Bold" w:hAnsi="思源黑体 CN Bold" w:hint="eastAsia"/>
-          <w:color w:val="1E7648"/>
-          <w:sz w:val="24"/>
-          <w:szCs w:val="24"/>
-        </w:rPr>
-        <w:t>6.</w:t>
-      </w:r>
-      <w:r>
-        <w:rPr>
-          <w:rFonts w:ascii="思源黑体 CN Bold" w:eastAsia="思源黑体 CN Bold" w:hAnsi="思源黑体 CN Bold"/>
-          <w:color w:val="1E7648"/>
-          <w:sz w:val="24"/>
-          <w:szCs w:val="24"/>
-        </w:rPr>
-        <w:t>2</w:t>
-      </w:r>
-      <w:r>
-        <w:rPr>
-          <w:rFonts w:ascii="思源黑体 CN Bold" w:eastAsia="思源黑体 CN Bold" w:hAnsi="思源黑体 CN Bold" w:hint="eastAsia"/>
-          <w:color w:val="1E7648"/>
-          <w:sz w:val="24"/>
-          <w:szCs w:val="24"/>
-        </w:rPr>
-        <w:t xml:space="preserve"> 变异命名与解读</w:t>
+        <w:t>）推荐的序列变异法命名。</w:t>
       </w:r>
     </w:p>
     <w:p>
@@ -9436,13 +9458,30 @@
           <w:szCs w:val="18"/>
         </w:rPr>
       </w:pPr>
+      <w:bookmarkStart w:id="42" w:name="_Hlk111055885"/>
       <w:r>
         <w:rPr>
           <w:rFonts w:ascii="思源黑体 CN Normal" w:eastAsia="思源黑体 CN Normal" w:hAnsi="思源黑体 CN Normal" w:hint="eastAsia"/>
           <w:sz w:val="18"/>
           <w:szCs w:val="18"/>
         </w:rPr>
-        <w:t>本报告变异均采用人类基因组变异协会（Human</w:t>
+        <w:t>胚系变异和</w:t>
+      </w:r>
+      <w:r>
+        <w:rPr>
+          <w:rFonts w:ascii="思源黑体 CN Normal" w:eastAsia="思源黑体 CN Normal" w:hAnsi="思源黑体 CN Normal" w:hint="eastAsia"/>
+          <w:sz w:val="18"/>
+          <w:szCs w:val="18"/>
+        </w:rPr>
+        <w:t>部分遗传疾病相关基因变异</w:t>
+      </w:r>
+      <w:r>
+        <w:rPr>
+          <w:rFonts w:ascii="思源黑体 CN Normal" w:eastAsia="思源黑体 CN Normal" w:hAnsi="思源黑体 CN Normal" w:hint="eastAsia"/>
+          <w:sz w:val="18"/>
+          <w:szCs w:val="18"/>
+        </w:rPr>
+        <w:t>解读遵循</w:t>
       </w:r>
       <w:r>
         <w:rPr>
@@ -9450,7 +9489,33 @@
           <w:sz w:val="18"/>
           <w:szCs w:val="18"/>
         </w:rPr>
-        <w:t xml:space="preserve"> Genome Variant Society</w:t>
+        <w:t>{{</w:t>
+      </w:r>
+      <w:proofErr w:type="spellStart"/>
+      <w:r>
+        <w:rPr>
+          <w:rFonts w:ascii="思源黑体 CN Normal" w:eastAsia="思源黑体 CN Normal" w:hAnsi="思源黑体 CN Normal"/>
+          <w:sz w:val="18"/>
+          <w:szCs w:val="18"/>
+        </w:rPr>
+        <w:t>sample.association.</w:t>
+      </w:r>
+      <w:r>
+        <w:rPr>
+          <w:rFonts w:ascii="思源黑体 CN Normal" w:eastAsia="思源黑体 CN Normal" w:hAnsi="思源黑体 CN Normal"/>
+          <w:sz w:val="18"/>
+          <w:szCs w:val="18"/>
+        </w:rPr>
+        <w:t>ACMG</w:t>
+      </w:r>
+      <w:proofErr w:type="spellEnd"/>
+      <w:r>
+        <w:rPr>
+          <w:rFonts w:ascii="思源黑体 CN Normal" w:eastAsia="思源黑体 CN Normal" w:hAnsi="思源黑体 CN Normal"/>
+          <w:sz w:val="18"/>
+          <w:szCs w:val="18"/>
+        </w:rPr>
+        <w:t>}}</w:t>
       </w:r>
       <w:r>
         <w:rPr>
@@ -9458,7 +9523,7 @@
           <w:sz w:val="18"/>
           <w:szCs w:val="18"/>
         </w:rPr>
-        <w:t>，H</w:t>
+        <w:t>、</w:t>
       </w:r>
       <w:r>
         <w:rPr>
@@ -9466,7 +9531,75 @@
           <w:sz w:val="18"/>
           <w:szCs w:val="18"/>
         </w:rPr>
-        <w:t>GVS</w:t>
+        <w:t>{{</w:t>
+      </w:r>
+      <w:proofErr w:type="spellStart"/>
+      <w:r>
+        <w:rPr>
+          <w:rFonts w:ascii="思源黑体 CN Normal" w:eastAsia="思源黑体 CN Normal" w:hAnsi="思源黑体 CN Normal"/>
+          <w:sz w:val="18"/>
+          <w:szCs w:val="18"/>
+        </w:rPr>
+        <w:t>sample.association.</w:t>
+      </w:r>
+      <w:r>
+        <w:rPr>
+          <w:rFonts w:ascii="思源黑体 CN Normal" w:eastAsia="思源黑体 CN Normal" w:hAnsi="思源黑体 CN Normal"/>
+          <w:sz w:val="18"/>
+          <w:szCs w:val="18"/>
+        </w:rPr>
+        <w:t>AMP</w:t>
+      </w:r>
+      <w:proofErr w:type="spellEnd"/>
+      <w:r>
+        <w:rPr>
+          <w:rFonts w:ascii="思源黑体 CN Normal" w:eastAsia="思源黑体 CN Normal" w:hAnsi="思源黑体 CN Normal"/>
+          <w:sz w:val="18"/>
+          <w:szCs w:val="18"/>
+        </w:rPr>
+        <w:t>}}</w:t>
+      </w:r>
+      <w:r>
+        <w:rPr>
+          <w:rFonts w:ascii="思源黑体 CN Normal" w:eastAsia="思源黑体 CN Normal" w:hAnsi="思源黑体 CN Normal"/>
+          <w:sz w:val="18"/>
+          <w:szCs w:val="18"/>
+        </w:rPr>
+        <w:t>、</w:t>
+      </w:r>
+      <w:r>
+        <w:rPr>
+          <w:rFonts w:ascii="思源黑体 CN Normal" w:eastAsia="思源黑体 CN Normal" w:hAnsi="思源黑体 CN Normal"/>
+          <w:sz w:val="18"/>
+          <w:szCs w:val="18"/>
+        </w:rPr>
+        <w:t>{{</w:t>
+      </w:r>
+      <w:proofErr w:type="spellStart"/>
+      <w:r>
+        <w:rPr>
+          <w:rFonts w:ascii="思源黑体 CN Normal" w:eastAsia="思源黑体 CN Normal" w:hAnsi="思源黑体 CN Normal"/>
+          <w:sz w:val="18"/>
+          <w:szCs w:val="18"/>
+        </w:rPr>
+        <w:t>sample.association.</w:t>
+      </w:r>
+      <w:r>
+        <w:rPr>
+          <w:rFonts w:ascii="思源黑体 CN Normal" w:eastAsia="思源黑体 CN Normal" w:hAnsi="思源黑体 CN Normal"/>
+          <w:sz w:val="18"/>
+          <w:szCs w:val="18"/>
+        </w:rPr>
+        <w:t>CAP</w:t>
+      </w:r>
+      <w:proofErr w:type="spellEnd"/>
+      <w:r>
+        <w:rPr>
+          <w:rFonts w:ascii="思源黑体 CN Normal" w:eastAsia="思源黑体 CN Normal" w:hAnsi="思源黑体 CN Normal"/>
+          <w:sz w:val="18"/>
+          <w:szCs w:val="18"/>
+        </w:rPr>
+        <w:t>}}</w:t>
       </w:r>
       <w:r>
         <w:rPr>
@@ -9474,51 +9607,86 @@
           <w:sz w:val="18"/>
           <w:szCs w:val="18"/>
         </w:rPr>
-        <w:t>）推荐的序列变异法命名。</w:t>
-      </w:r>
-    </w:p>
-    <w:p>
-      <w:pPr>
-        <w:spacing w:line="380" w:lineRule="exact"/>
-        <w:ind w:firstLineChars="200" w:firstLine="360"/>
+        <w:t>发布的</w:t>
+      </w:r>
+      <w:r>
         <w:rPr>
           <w:rFonts w:ascii="思源黑体 CN Normal" w:eastAsia="思源黑体 CN Normal" w:hAnsi="思源黑体 CN Normal"/>
           <w:sz w:val="18"/>
           <w:szCs w:val="18"/>
         </w:rPr>
-      </w:pPr>
-      <w:bookmarkStart w:id="42" w:name="_Hlk111055885"/>
+        <w:t>{{</w:t>
+      </w:r>
+      <w:proofErr w:type="spellStart"/>
+      <w:r>
+        <w:rPr>
+          <w:rFonts w:ascii="思源黑体 CN Normal" w:eastAsia="思源黑体 CN Normal" w:hAnsi="思源黑体 CN Normal"/>
+          <w:sz w:val="18"/>
+          <w:szCs w:val="18"/>
+        </w:rPr>
+        <w:t>sample.guideline.germline_var</w:t>
+      </w:r>
+      <w:proofErr w:type="spellEnd"/>
+      <w:r>
+        <w:rPr>
+          <w:rFonts w:ascii="思源黑体 CN Normal" w:eastAsia="思源黑体 CN Normal" w:hAnsi="思源黑体 CN Normal"/>
+          <w:sz w:val="18"/>
+          <w:szCs w:val="18"/>
+        </w:rPr>
+        <w:t>}}</w:t>
+      </w:r>
       <w:r>
         <w:rPr>
           <w:rFonts w:ascii="思源黑体 CN Normal" w:eastAsia="思源黑体 CN Normal" w:hAnsi="思源黑体 CN Normal" w:hint="eastAsia"/>
           <w:sz w:val="18"/>
           <w:szCs w:val="18"/>
         </w:rPr>
-        <w:t>胚系变异和</w:t>
-      </w:r>
+        <w:t>及</w:t>
+      </w:r>
+      <w:proofErr w:type="spellStart"/>
       <w:r>
         <w:rPr>
           <w:rFonts w:ascii="思源黑体 CN Normal" w:eastAsia="思源黑体 CN Normal" w:hAnsi="思源黑体 CN Normal" w:hint="eastAsia"/>
           <w:sz w:val="18"/>
           <w:szCs w:val="18"/>
         </w:rPr>
-        <w:t>部分遗传疾病相关基因变异</w:t>
-      </w:r>
+        <w:t>ClinGen</w:t>
+      </w:r>
+      <w:proofErr w:type="spellEnd"/>
       <w:r>
         <w:rPr>
           <w:rFonts w:ascii="思源黑体 CN Normal" w:eastAsia="思源黑体 CN Normal" w:hAnsi="思源黑体 CN Normal" w:hint="eastAsia"/>
           <w:sz w:val="18"/>
           <w:szCs w:val="18"/>
         </w:rPr>
-        <w:t>解读遵循</w:t>
-      </w:r>
-      <w:r>
+        <w:t>专家组发布的特殊基因变异解读指南，遗传变异分为5个等级：致病性、疑似致病性、意义不明确、疑似良性、良性。</w:t>
+      </w:r>
+    </w:p>
+    <w:p>
+      <w:pPr>
+        <w:spacing w:line="380" w:lineRule="exact"/>
+        <w:ind w:firstLineChars="200" w:firstLine="360"/>
         <w:rPr>
           <w:rFonts w:ascii="思源黑体 CN Normal" w:eastAsia="思源黑体 CN Normal" w:hAnsi="思源黑体 CN Normal"/>
           <w:sz w:val="18"/>
           <w:szCs w:val="18"/>
         </w:rPr>
-        <w:t>{{sample.association.</w:t>
+      </w:pPr>
+      <w:r>
+        <w:rPr>
+          <w:rFonts w:ascii="思源黑体 CN Normal" w:eastAsia="思源黑体 CN Normal" w:hAnsi="思源黑体 CN Normal" w:hint="eastAsia"/>
+          <w:sz w:val="18"/>
+          <w:szCs w:val="18"/>
+        </w:rPr>
+        <w:t>来源于肿瘤组织或来源不明确的变异</w:t>
+      </w:r>
+      <w:r>
+        <w:rPr>
+          <w:rFonts w:ascii="思源黑体 CN Normal" w:eastAsia="思源黑体 CN Normal" w:hAnsi="思源黑体 CN Normal" w:hint="eastAsia"/>
+          <w:sz w:val="18"/>
+          <w:szCs w:val="18"/>
+        </w:rPr>
+        <w:t>解读遵循</w:t>
       </w:r>
       <w:r>
         <w:rPr>
@@ -9526,14 +9694,24 @@
           <w:sz w:val="18"/>
           <w:szCs w:val="18"/>
         </w:rPr>
-        <w:t>ACMG</w:t>
-      </w:r>
+        <w:t>{{</w:t>
+      </w:r>
+      <w:proofErr w:type="spellStart"/>
       <w:r>
         <w:rPr>
           <w:rFonts w:ascii="思源黑体 CN Normal" w:eastAsia="思源黑体 CN Normal" w:hAnsi="思源黑体 CN Normal"/>
           <w:sz w:val="18"/>
           <w:szCs w:val="18"/>
         </w:rPr>
+        <w:t>sample.association.ClinGen</w:t>
+      </w:r>
+      <w:proofErr w:type="spellEnd"/>
+      <w:r>
+        <w:rPr>
+          <w:rFonts w:ascii="思源黑体 CN Normal" w:eastAsia="思源黑体 CN Normal" w:hAnsi="思源黑体 CN Normal"/>
+          <w:sz w:val="18"/>
+          <w:szCs w:val="18"/>
+        </w:rPr>
         <w:t>}}</w:t>
       </w:r>
       <w:r>
@@ -9550,15 +9728,16 @@
           <w:sz w:val="18"/>
           <w:szCs w:val="18"/>
         </w:rPr>
-        <w:t>{{sample.association.</w:t>
-      </w:r>
+        <w:t>{{</w:t>
+      </w:r>
+      <w:proofErr w:type="spellStart"/>
       <w:r>
         <w:rPr>
           <w:rFonts w:ascii="思源黑体 CN Normal" w:eastAsia="思源黑体 CN Normal" w:hAnsi="思源黑体 CN Normal"/>
           <w:sz w:val="18"/>
           <w:szCs w:val="18"/>
         </w:rPr>
-        <w:t>AMP</w:t>
+        <w:t>sample.association.</w:t>
       </w:r>
       <w:r>
         <w:rPr>
@@ -9566,15 +9745,24 @@
           <w:sz w:val="18"/>
           <w:szCs w:val="18"/>
         </w:rPr>
-        <w:t>}}</w:t>
-      </w:r>
+        <w:t>CGC</w:t>
+      </w:r>
+      <w:proofErr w:type="spellEnd"/>
       <w:r>
         <w:rPr>
           <w:rFonts w:ascii="思源黑体 CN Normal" w:eastAsia="思源黑体 CN Normal" w:hAnsi="思源黑体 CN Normal"/>
           <w:sz w:val="18"/>
           <w:szCs w:val="18"/>
         </w:rPr>
-        <w:t>、</w:t>
+        <w:t>}}</w:t>
+      </w:r>
+      <w:r>
+        <w:rPr>
+          <w:rFonts w:ascii="思源黑体 CN Normal" w:eastAsia="思源黑体 CN Normal" w:hAnsi="思源黑体 CN Normal" w:hint="eastAsia"/>
+          <w:sz w:val="18"/>
+          <w:szCs w:val="18"/>
+        </w:rPr>
+        <w:t>和</w:t>
       </w:r>
       <w:r>
         <w:rPr>
@@ -9582,15 +9770,16 @@
           <w:sz w:val="18"/>
           <w:szCs w:val="18"/>
         </w:rPr>
-        <w:t>{{sample.association.</w:t>
-      </w:r>
+        <w:t>{{</w:t>
+      </w:r>
+      <w:proofErr w:type="spellStart"/>
       <w:r>
         <w:rPr>
           <w:rFonts w:ascii="思源黑体 CN Normal" w:eastAsia="思源黑体 CN Normal" w:hAnsi="思源黑体 CN Normal"/>
           <w:sz w:val="18"/>
           <w:szCs w:val="18"/>
         </w:rPr>
-        <w:t>CAP</w:t>
+        <w:t>sample.association.</w:t>
       </w:r>
       <w:r>
         <w:rPr>
@@ -9598,6 +9787,15 @@
           <w:sz w:val="18"/>
           <w:szCs w:val="18"/>
         </w:rPr>
+        <w:t>VICC</w:t>
+      </w:r>
+      <w:proofErr w:type="spellEnd"/>
+      <w:r>
+        <w:rPr>
+          <w:rFonts w:ascii="思源黑体 CN Normal" w:eastAsia="思源黑体 CN Normal" w:hAnsi="思源黑体 CN Normal"/>
+          <w:sz w:val="18"/>
+          <w:szCs w:val="18"/>
+        </w:rPr>
         <w:t>}}</w:t>
       </w:r>
       <w:r>
@@ -9614,7 +9812,25 @@
           <w:sz w:val="18"/>
           <w:szCs w:val="18"/>
         </w:rPr>
-        <w:t>{{sample.guideline.germline_var}}</w:t>
+        <w:t>{{</w:t>
+      </w:r>
+      <w:proofErr w:type="spellStart"/>
+      <w:r>
+        <w:rPr>
+          <w:rFonts w:ascii="思源黑体 CN Normal" w:eastAsia="思源黑体 CN Normal" w:hAnsi="思源黑体 CN Normal"/>
+          <w:sz w:val="18"/>
+          <w:szCs w:val="18"/>
+        </w:rPr>
+        <w:t>sample.guideline.somatic_var</w:t>
+      </w:r>
+      <w:proofErr w:type="spellEnd"/>
+      <w:r>
+        <w:rPr>
+          <w:rFonts w:ascii="思源黑体 CN Normal" w:eastAsia="思源黑体 CN Normal" w:hAnsi="思源黑体 CN Normal"/>
+          <w:sz w:val="18"/>
+          <w:szCs w:val="18"/>
+        </w:rPr>
+        <w:t>}}</w:t>
       </w:r>
       <w:r>
         <w:rPr>
@@ -9622,44 +9838,144 @@
           <w:sz w:val="18"/>
           <w:szCs w:val="18"/>
         </w:rPr>
-        <w:t>及ClinGen专家</w:t>
-      </w:r>
-      <w:proofErr w:type="gramStart"/>
+        <w:t>，变异分为5个等级：致癌性、疑似致癌性、意义不明确、疑似良性、良性。</w:t>
+      </w:r>
+    </w:p>
+    <w:p>
+      <w:pPr>
+        <w:spacing w:line="380" w:lineRule="exact"/>
+        <w:ind w:firstLineChars="200" w:firstLine="360"/>
+        <w:rPr>
+          <w:rFonts w:ascii="思源黑体 CN Normal" w:eastAsia="思源黑体 CN Normal" w:hAnsi="思源黑体 CN Normal"/>
+          <w:sz w:val="18"/>
+          <w:szCs w:val="18"/>
+        </w:rPr>
+      </w:pPr>
       <w:r>
         <w:rPr>
           <w:rFonts w:ascii="思源黑体 CN Normal" w:eastAsia="思源黑体 CN Normal" w:hAnsi="思源黑体 CN Normal" w:hint="eastAsia"/>
           <w:sz w:val="18"/>
           <w:szCs w:val="18"/>
         </w:rPr>
-        <w:t>组发布</w:t>
-      </w:r>
-      <w:proofErr w:type="gramEnd"/>
+        <w:t>所有变异的临床意义解读遵循</w:t>
+      </w:r>
+      <w:r>
+        <w:rPr>
+          <w:rFonts w:ascii="思源黑体 CN Normal" w:eastAsia="思源黑体 CN Normal" w:hAnsi="思源黑体 CN Normal"/>
+          <w:sz w:val="18"/>
+          <w:szCs w:val="18"/>
+        </w:rPr>
+        <w:t>{{</w:t>
+      </w:r>
+      <w:proofErr w:type="spellStart"/>
+      <w:r>
+        <w:rPr>
+          <w:rFonts w:ascii="思源黑体 CN Normal" w:eastAsia="思源黑体 CN Normal" w:hAnsi="思源黑体 CN Normal"/>
+          <w:sz w:val="18"/>
+          <w:szCs w:val="18"/>
+        </w:rPr>
+        <w:t>sample.association.</w:t>
+      </w:r>
+      <w:r>
+        <w:rPr>
+          <w:rFonts w:ascii="思源黑体 CN Normal" w:eastAsia="思源黑体 CN Normal" w:hAnsi="思源黑体 CN Normal"/>
+          <w:sz w:val="18"/>
+          <w:szCs w:val="18"/>
+        </w:rPr>
+        <w:t>AMP</w:t>
+      </w:r>
+      <w:proofErr w:type="spellEnd"/>
+      <w:r>
+        <w:rPr>
+          <w:rFonts w:ascii="思源黑体 CN Normal" w:eastAsia="思源黑体 CN Normal" w:hAnsi="思源黑体 CN Normal"/>
+          <w:sz w:val="18"/>
+          <w:szCs w:val="18"/>
+        </w:rPr>
+        <w:t>}}</w:t>
+      </w:r>
       <w:r>
         <w:rPr>
           <w:rFonts w:ascii="思源黑体 CN Normal" w:eastAsia="思源黑体 CN Normal" w:hAnsi="思源黑体 CN Normal" w:hint="eastAsia"/>
           <w:sz w:val="18"/>
           <w:szCs w:val="18"/>
         </w:rPr>
-        <w:t>的特殊基因变异解读指南，遗传变异分为5个等级：致病性、疑似致病性、意义不明确、疑似良性、良性。</w:t>
-      </w:r>
-    </w:p>
-    <w:p>
-      <w:pPr>
-        <w:spacing w:line="380" w:lineRule="exact"/>
-        <w:ind w:firstLineChars="200" w:firstLine="360"/>
+        <w:t>、</w:t>
+      </w:r>
+      <w:r>
         <w:rPr>
           <w:rFonts w:ascii="思源黑体 CN Normal" w:eastAsia="思源黑体 CN Normal" w:hAnsi="思源黑体 CN Normal"/>
           <w:sz w:val="18"/>
           <w:szCs w:val="18"/>
         </w:rPr>
-      </w:pPr>
+        <w:t>{{</w:t>
+      </w:r>
+      <w:proofErr w:type="spellStart"/>
+      <w:r>
+        <w:rPr>
+          <w:rFonts w:ascii="思源黑体 CN Normal" w:eastAsia="思源黑体 CN Normal" w:hAnsi="思源黑体 CN Normal"/>
+          <w:sz w:val="18"/>
+          <w:szCs w:val="18"/>
+        </w:rPr>
+        <w:t>sample.association.</w:t>
+      </w:r>
+      <w:r>
+        <w:rPr>
+          <w:rFonts w:ascii="思源黑体 CN Normal" w:eastAsia="思源黑体 CN Normal" w:hAnsi="思源黑体 CN Normal"/>
+          <w:sz w:val="18"/>
+          <w:szCs w:val="18"/>
+        </w:rPr>
+        <w:t>ASCO</w:t>
+      </w:r>
+      <w:proofErr w:type="spellEnd"/>
+      <w:r>
+        <w:rPr>
+          <w:rFonts w:ascii="思源黑体 CN Normal" w:eastAsia="思源黑体 CN Normal" w:hAnsi="思源黑体 CN Normal"/>
+          <w:sz w:val="18"/>
+          <w:szCs w:val="18"/>
+        </w:rPr>
+        <w:t>}}</w:t>
+      </w:r>
       <w:r>
         <w:rPr>
           <w:rFonts w:ascii="思源黑体 CN Normal" w:eastAsia="思源黑体 CN Normal" w:hAnsi="思源黑体 CN Normal" w:hint="eastAsia"/>
           <w:sz w:val="18"/>
           <w:szCs w:val="18"/>
         </w:rPr>
-        <w:t>来源于肿瘤组织或来源不明确的变异</w:t>
+        <w:t>和</w:t>
+      </w:r>
+      <w:r>
+        <w:rPr>
+          <w:rFonts w:ascii="思源黑体 CN Normal" w:eastAsia="思源黑体 CN Normal" w:hAnsi="思源黑体 CN Normal"/>
+          <w:sz w:val="18"/>
+          <w:szCs w:val="18"/>
+        </w:rPr>
+        <w:t>{{</w:t>
+      </w:r>
+      <w:proofErr w:type="spellStart"/>
+      <w:r>
+        <w:rPr>
+          <w:rFonts w:ascii="思源黑体 CN Normal" w:eastAsia="思源黑体 CN Normal" w:hAnsi="思源黑体 CN Normal"/>
+          <w:sz w:val="18"/>
+          <w:szCs w:val="18"/>
+        </w:rPr>
+        <w:t>sample.association.</w:t>
+      </w:r>
+      <w:r>
+        <w:rPr>
+          <w:rFonts w:ascii="思源黑体 CN Normal" w:eastAsia="思源黑体 CN Normal" w:hAnsi="思源黑体 CN Normal"/>
+          <w:sz w:val="18"/>
+          <w:szCs w:val="18"/>
+        </w:rPr>
+        <w:t>CAP</w:t>
+      </w:r>
+      <w:proofErr w:type="spellEnd"/>
+      <w:r>
+        <w:rPr>
+          <w:rFonts w:ascii="思源黑体 CN Normal" w:eastAsia="思源黑体 CN Normal" w:hAnsi="思源黑体 CN Normal"/>
+          <w:sz w:val="18"/>
+          <w:szCs w:val="18"/>
+        </w:rPr>
+        <w:t>}}</w:t>
       </w:r>
       <w:r>
         <w:rPr>
@@ -9667,7 +9983,7 @@
           <w:sz w:val="18"/>
           <w:szCs w:val="18"/>
         </w:rPr>
-        <w:t>解读遵循</w:t>
+        <w:t>共同制定的</w:t>
       </w:r>
       <w:r>
         <w:rPr>
@@ -9675,7 +9991,25 @@
           <w:sz w:val="18"/>
           <w:szCs w:val="18"/>
         </w:rPr>
-        <w:t>{{sample.association.ClinGen}}</w:t>
+        <w:t>{{</w:t>
+      </w:r>
+      <w:proofErr w:type="spellStart"/>
+      <w:r>
+        <w:rPr>
+          <w:rFonts w:ascii="思源黑体 CN Normal" w:eastAsia="思源黑体 CN Normal" w:hAnsi="思源黑体 CN Normal"/>
+          <w:sz w:val="18"/>
+          <w:szCs w:val="18"/>
+        </w:rPr>
+        <w:t>sample.guideline.tumor_var</w:t>
+      </w:r>
+      <w:proofErr w:type="spellEnd"/>
+      <w:r>
+        <w:rPr>
+          <w:rFonts w:ascii="思源黑体 CN Normal" w:eastAsia="思源黑体 CN Normal" w:hAnsi="思源黑体 CN Normal"/>
+          <w:sz w:val="18"/>
+          <w:szCs w:val="18"/>
+        </w:rPr>
+        <w:t>}}</w:t>
       </w:r>
       <w:r>
         <w:rPr>
@@ -9683,7 +10017,7 @@
           <w:sz w:val="18"/>
           <w:szCs w:val="18"/>
         </w:rPr>
-        <w:t>、</w:t>
+        <w:t>与中国专家共识</w:t>
       </w:r>
       <w:r>
         <w:rPr>
@@ -9691,16 +10025,18 @@
           <w:sz w:val="18"/>
           <w:szCs w:val="18"/>
         </w:rPr>
-        <w:t>{{sample.association.</w:t>
-      </w:r>
+        <w:t>{{</w:t>
+      </w:r>
+      <w:proofErr w:type="spellStart"/>
       <w:r>
         <w:rPr>
           <w:rFonts w:ascii="思源黑体 CN Normal" w:eastAsia="思源黑体 CN Normal" w:hAnsi="思源黑体 CN Normal"/>
           <w:sz w:val="18"/>
           <w:szCs w:val="18"/>
         </w:rPr>
-        <w:t>CGC</w:t>
-      </w:r>
+        <w:t>sample.guideline.ngs_clinic_report_inter</w:t>
+      </w:r>
+      <w:proofErr w:type="spellEnd"/>
       <w:r>
         <w:rPr>
           <w:rFonts w:ascii="思源黑体 CN Normal" w:eastAsia="思源黑体 CN Normal" w:hAnsi="思源黑体 CN Normal"/>
@@ -9715,186 +10051,7 @@
           <w:sz w:val="18"/>
           <w:szCs w:val="18"/>
         </w:rPr>
-        <w:t>和</w:t>
-      </w:r>
-      <w:r>
-        <w:rPr>
-          <w:rFonts w:ascii="思源黑体 CN Normal" w:eastAsia="思源黑体 CN Normal" w:hAnsi="思源黑体 CN Normal"/>
-          <w:sz w:val="18"/>
-          <w:szCs w:val="18"/>
-        </w:rPr>
-        <w:t>{{sample.association.</w:t>
-      </w:r>
-      <w:r>
-        <w:rPr>
-          <w:rFonts w:ascii="思源黑体 CN Normal" w:eastAsia="思源黑体 CN Normal" w:hAnsi="思源黑体 CN Normal"/>
-          <w:sz w:val="18"/>
-          <w:szCs w:val="18"/>
-        </w:rPr>
-        <w:t>VICC</w:t>
-      </w:r>
-      <w:r>
-        <w:rPr>
-          <w:rFonts w:ascii="思源黑体 CN Normal" w:eastAsia="思源黑体 CN Normal" w:hAnsi="思源黑体 CN Normal"/>
-          <w:sz w:val="18"/>
-          <w:szCs w:val="18"/>
-        </w:rPr>
-        <w:t>}}</w:t>
-      </w:r>
-      <w:r>
-        <w:rPr>
-          <w:rFonts w:ascii="思源黑体 CN Normal" w:eastAsia="思源黑体 CN Normal" w:hAnsi="思源黑体 CN Normal" w:hint="eastAsia"/>
-          <w:sz w:val="18"/>
-          <w:szCs w:val="18"/>
-        </w:rPr>
-        <w:t>发布的</w:t>
-      </w:r>
-      <w:r>
-        <w:rPr>
-          <w:rFonts w:ascii="思源黑体 CN Normal" w:eastAsia="思源黑体 CN Normal" w:hAnsi="思源黑体 CN Normal"/>
-          <w:sz w:val="18"/>
-          <w:szCs w:val="18"/>
-        </w:rPr>
-        <w:t>{{sample.guideline.somatic_var}}</w:t>
-      </w:r>
-      <w:r>
-        <w:rPr>
-          <w:rFonts w:ascii="思源黑体 CN Normal" w:eastAsia="思源黑体 CN Normal" w:hAnsi="思源黑体 CN Normal" w:hint="eastAsia"/>
-          <w:sz w:val="18"/>
-          <w:szCs w:val="18"/>
-        </w:rPr>
-        <w:t>，变异分为5个等级：致癌性、疑似致癌性、意义不明确、疑似良性、良性。</w:t>
-      </w:r>
-    </w:p>
-    <w:p>
-      <w:pPr>
-        <w:spacing w:line="380" w:lineRule="exact"/>
-        <w:ind w:firstLineChars="200" w:firstLine="360"/>
-        <w:rPr>
-          <w:rFonts w:ascii="思源黑体 CN Normal" w:eastAsia="思源黑体 CN Normal" w:hAnsi="思源黑体 CN Normal"/>
-          <w:sz w:val="18"/>
-          <w:szCs w:val="18"/>
-        </w:rPr>
-      </w:pPr>
-      <w:r>
-        <w:rPr>
-          <w:rFonts w:ascii="思源黑体 CN Normal" w:eastAsia="思源黑体 CN Normal" w:hAnsi="思源黑体 CN Normal" w:hint="eastAsia"/>
-          <w:sz w:val="18"/>
-          <w:szCs w:val="18"/>
-        </w:rPr>
-        <w:t>所有变异的临床意义解读遵循</w:t>
-      </w:r>
-      <w:r>
-        <w:rPr>
-          <w:rFonts w:ascii="思源黑体 CN Normal" w:eastAsia="思源黑体 CN Normal" w:hAnsi="思源黑体 CN Normal"/>
-          <w:sz w:val="18"/>
-          <w:szCs w:val="18"/>
-        </w:rPr>
-        <w:t>{{sample.association.</w:t>
-      </w:r>
-      <w:r>
-        <w:rPr>
-          <w:rFonts w:ascii="思源黑体 CN Normal" w:eastAsia="思源黑体 CN Normal" w:hAnsi="思源黑体 CN Normal"/>
-          <w:sz w:val="18"/>
-          <w:szCs w:val="18"/>
-        </w:rPr>
-        <w:t>AMP</w:t>
-      </w:r>
-      <w:r>
-        <w:rPr>
-          <w:rFonts w:ascii="思源黑体 CN Normal" w:eastAsia="思源黑体 CN Normal" w:hAnsi="思源黑体 CN Normal"/>
-          <w:sz w:val="18"/>
-          <w:szCs w:val="18"/>
-        </w:rPr>
-        <w:t>}}</w:t>
-      </w:r>
-      <w:r>
-        <w:rPr>
-          <w:rFonts w:ascii="思源黑体 CN Normal" w:eastAsia="思源黑体 CN Normal" w:hAnsi="思源黑体 CN Normal" w:hint="eastAsia"/>
-          <w:sz w:val="18"/>
-          <w:szCs w:val="18"/>
-        </w:rPr>
-        <w:t>、</w:t>
-      </w:r>
-      <w:r>
-        <w:rPr>
-          <w:rFonts w:ascii="思源黑体 CN Normal" w:eastAsia="思源黑体 CN Normal" w:hAnsi="思源黑体 CN Normal"/>
-          <w:sz w:val="18"/>
-          <w:szCs w:val="18"/>
-        </w:rPr>
-        <w:t>{{sample.association.</w:t>
-      </w:r>
-      <w:r>
-        <w:rPr>
-          <w:rFonts w:ascii="思源黑体 CN Normal" w:eastAsia="思源黑体 CN Normal" w:hAnsi="思源黑体 CN Normal"/>
-          <w:sz w:val="18"/>
-          <w:szCs w:val="18"/>
-        </w:rPr>
-        <w:t>ASCO</w:t>
-      </w:r>
-      <w:r>
-        <w:rPr>
-          <w:rFonts w:ascii="思源黑体 CN Normal" w:eastAsia="思源黑体 CN Normal" w:hAnsi="思源黑体 CN Normal"/>
-          <w:sz w:val="18"/>
-          <w:szCs w:val="18"/>
-        </w:rPr>
-        <w:t>}}</w:t>
-      </w:r>
-      <w:r>
-        <w:rPr>
-          <w:rFonts w:ascii="思源黑体 CN Normal" w:eastAsia="思源黑体 CN Normal" w:hAnsi="思源黑体 CN Normal" w:hint="eastAsia"/>
-          <w:sz w:val="18"/>
-          <w:szCs w:val="18"/>
-        </w:rPr>
-        <w:t>和</w:t>
-      </w:r>
-      <w:r>
-        <w:rPr>
-          <w:rFonts w:ascii="思源黑体 CN Normal" w:eastAsia="思源黑体 CN Normal" w:hAnsi="思源黑体 CN Normal"/>
-          <w:sz w:val="18"/>
-          <w:szCs w:val="18"/>
-        </w:rPr>
-        <w:t>{{sample.association.</w:t>
-      </w:r>
-      <w:r>
-        <w:rPr>
-          <w:rFonts w:ascii="思源黑体 CN Normal" w:eastAsia="思源黑体 CN Normal" w:hAnsi="思源黑体 CN Normal"/>
-          <w:sz w:val="18"/>
-          <w:szCs w:val="18"/>
-        </w:rPr>
-        <w:t>CAP</w:t>
-      </w:r>
-      <w:r>
-        <w:rPr>
-          <w:rFonts w:ascii="思源黑体 CN Normal" w:eastAsia="思源黑体 CN Normal" w:hAnsi="思源黑体 CN Normal"/>
-          <w:sz w:val="18"/>
-          <w:szCs w:val="18"/>
-        </w:rPr>
-        <w:t>}}</w:t>
-      </w:r>
-      <w:r>
-        <w:rPr>
-          <w:rFonts w:ascii="思源黑体 CN Normal" w:eastAsia="思源黑体 CN Normal" w:hAnsi="思源黑体 CN Normal" w:hint="eastAsia"/>
-          <w:sz w:val="18"/>
-          <w:szCs w:val="18"/>
-        </w:rPr>
-        <w:t>共同制定的</w:t>
-      </w:r>
-      <w:r>
-        <w:rPr>
-          <w:rFonts w:ascii="思源黑体 CN Normal" w:eastAsia="思源黑体 CN Normal" w:hAnsi="思源黑体 CN Normal"/>
-          <w:sz w:val="18"/>
-          <w:szCs w:val="18"/>
-        </w:rPr>
-        <w:t>{{sample.guideline.tumor_var}}</w:t>
-      </w:r>
-      <w:r>
-        <w:rPr>
-          <w:rFonts w:ascii="思源黑体 CN Normal" w:eastAsia="思源黑体 CN Normal" w:hAnsi="思源黑体 CN Normal" w:hint="eastAsia"/>
-          <w:sz w:val="18"/>
-          <w:szCs w:val="18"/>
-        </w:rPr>
-        <w:t>与中国专家共识《二代测序临床报告解读指引》，根据变异在不同癌种中对应的药物敏感性、诊断及预后证据分为四个等级：A级、B级、C级、D级。在此基础上，基因变异按照其临床意义的重要性分为四个等级：I类变异（具有强临床意义，具有A或B级证据）、II类变异（具有潜在临床意义，具有C或D级证据）、III类变异（临床意义不明）和IV类变异（良性和可能良性变异，已知无临床意义）。</w:t>
+        <w:t>，根据变异在不同癌种中对应的药物敏感性、诊断及预后证据分为四个等级：A级、B级、C级、D级。在此基础上，基因变异按照其临床意义的重要性分为四个等级：I类变异（具有强临床意义，具有A或B级证据）、II类变异（具有潜在临床意义，具有C或D级证据）、III类变异（临床意义不明）和IV类变异（良性和可能良性变异，已知无临床意义）。</w:t>
       </w:r>
     </w:p>
     <w:tbl>
@@ -10111,29 +10268,7 @@
                 <w:sz w:val="16"/>
                 <w:szCs w:val="16"/>
               </w:rPr>
-              <w:t>FDA、NMPA获</w:t>
-            </w:r>
-            <w:proofErr w:type="gramStart"/>
-            <w:r>
-              <w:rPr>
-                <w:rFonts w:ascii="思源黑体 CN Normal" w:eastAsia="思源黑体 CN Normal" w:hAnsi="思源黑体 CN Normal" w:cs="思源黑体 CN Light" w:hint="eastAsia"/>
-                <w:color w:val="000000" w:themeColor="text1"/>
-                <w:kern w:val="0"/>
-                <w:sz w:val="16"/>
-                <w:szCs w:val="16"/>
-              </w:rPr>
-              <w:t>批用于</w:t>
-            </w:r>
-            <w:proofErr w:type="gramEnd"/>
-            <w:r>
-              <w:rPr>
-                <w:rFonts w:ascii="思源黑体 CN Normal" w:eastAsia="思源黑体 CN Normal" w:hAnsi="思源黑体 CN Normal" w:cs="思源黑体 CN Light" w:hint="eastAsia"/>
-                <w:color w:val="000000" w:themeColor="text1"/>
-                <w:kern w:val="0"/>
-                <w:sz w:val="16"/>
-                <w:szCs w:val="16"/>
-              </w:rPr>
-              <w:t>患者肿瘤治疗有响应或耐药的生物标志物</w:t>
+              <w:t>FDA、NMPA获批用于患者肿瘤治疗有响应或耐药的生物标志物</w:t>
             </w:r>
           </w:p>
         </w:tc>
@@ -10668,29 +10803,7 @@
                 <w:sz w:val="16"/>
                 <w:szCs w:val="16"/>
               </w:rPr>
-              <w:t>FDA、NMPA获</w:t>
-            </w:r>
-            <w:proofErr w:type="gramStart"/>
-            <w:r>
-              <w:rPr>
-                <w:rFonts w:ascii="思源黑体 CN Normal" w:eastAsia="思源黑体 CN Normal" w:hAnsi="思源黑体 CN Normal" w:cs="思源黑体 CN Light" w:hint="eastAsia"/>
-                <w:color w:val="000000" w:themeColor="text1"/>
-                <w:kern w:val="0"/>
-                <w:sz w:val="16"/>
-                <w:szCs w:val="16"/>
-              </w:rPr>
-              <w:t>批用于</w:t>
-            </w:r>
-            <w:proofErr w:type="gramEnd"/>
-            <w:r>
-              <w:rPr>
-                <w:rFonts w:ascii="思源黑体 CN Normal" w:eastAsia="思源黑体 CN Normal" w:hAnsi="思源黑体 CN Normal" w:cs="思源黑体 CN Light" w:hint="eastAsia"/>
-                <w:color w:val="000000" w:themeColor="text1"/>
-                <w:kern w:val="0"/>
-                <w:sz w:val="16"/>
-                <w:szCs w:val="16"/>
-              </w:rPr>
-              <w:t>其他肿瘤治疗有响应或耐药的生物标志物</w:t>
+              <w:t>FDA、NMPA获批用于其他肿瘤治疗有响应或耐药的生物标志物</w:t>
             </w:r>
           </w:p>
         </w:tc>
@@ -11075,29 +11188,7 @@
                 <w:sz w:val="16"/>
                 <w:szCs w:val="16"/>
               </w:rPr>
-              <w:t>临床前硏</w:t>
-            </w:r>
-            <w:proofErr w:type="gramStart"/>
-            <w:r>
-              <w:rPr>
-                <w:rFonts w:ascii="思源黑体 CN Normal" w:eastAsia="思源黑体 CN Normal" w:hAnsi="思源黑体 CN Normal" w:cs="思源黑体 CN Light" w:hint="eastAsia"/>
-                <w:color w:val="000000" w:themeColor="text1"/>
-                <w:kern w:val="0"/>
-                <w:sz w:val="16"/>
-                <w:szCs w:val="16"/>
-              </w:rPr>
-              <w:t>究表明</w:t>
-            </w:r>
-            <w:proofErr w:type="gramEnd"/>
-            <w:r>
-              <w:rPr>
-                <w:rFonts w:ascii="思源黑体 CN Normal" w:eastAsia="思源黑体 CN Normal" w:hAnsi="思源黑体 CN Normal" w:cs="思源黑体 CN Light" w:hint="eastAsia"/>
-                <w:color w:val="000000" w:themeColor="text1"/>
-                <w:kern w:val="0"/>
-                <w:sz w:val="16"/>
-                <w:szCs w:val="16"/>
-              </w:rPr>
-              <w:t>具有潜在治疗意义的生物标志物</w:t>
+              <w:t>临床前硏究表明具有潜在治疗意义的生物标志物</w:t>
             </w:r>
           </w:p>
         </w:tc>
@@ -11970,9 +12061,9 @@
           <w:szCs w:val="16"/>
           <w:highlight w:val="cyan"/>
         </w:rPr>
-        <w:t>{{r page_</w:t>
-      </w:r>
-      <w:proofErr w:type="gramStart"/>
+        <w:t xml:space="preserve">{{r </w:t>
+      </w:r>
+      <w:proofErr w:type="spellStart"/>
       <w:r>
         <w:rPr>
           <w:rFonts w:ascii="微软雅黑" w:eastAsia="微软雅黑" w:hAnsi="微软雅黑"/>
@@ -11983,9 +12074,9 @@
           <w:szCs w:val="16"/>
           <w:highlight w:val="cyan"/>
         </w:rPr>
-        <w:t>break }</w:t>
-      </w:r>
-      <w:proofErr w:type="gramEnd"/>
+        <w:t>page_break</w:t>
+      </w:r>
+      <w:proofErr w:type="spellEnd"/>
       <w:r>
         <w:rPr>
           <w:rFonts w:ascii="微软雅黑" w:eastAsia="微软雅黑" w:hAnsi="微软雅黑"/>
@@ -11996,7 +12087,7 @@
           <w:szCs w:val="16"/>
           <w:highlight w:val="cyan"/>
         </w:rPr>
-        <w:t>}</w:t>
+        <w:t xml:space="preserve"> }}</w:t>
       </w:r>
     </w:p>
     <w:tbl>
@@ -12367,7 +12458,7 @@
         </w:rPr>
         <w:t>{%p for a in (</w:t>
       </w:r>
-      <w:proofErr w:type="gramStart"/>
+      <w:proofErr w:type="spellStart"/>
       <w:r>
         <w:rPr>
           <w:rFonts w:ascii="Arial" w:eastAsia="思源黑体 CN Normal" w:hAnsi="Arial" w:cs="Arial"/>
@@ -12376,14 +12467,50 @@
         </w:rPr>
         <w:t>refer.fixed</w:t>
       </w:r>
-      <w:proofErr w:type="gramEnd"/>
+      <w:proofErr w:type="spellEnd"/>
       <w:r>
         <w:rPr>
           <w:rFonts w:ascii="Arial" w:eastAsia="思源黑体 CN Normal" w:hAnsi="Arial" w:cs="Arial"/>
           <w:sz w:val="16"/>
           <w:szCs w:val="16"/>
         </w:rPr>
-        <w:t xml:space="preserve"> + refer.dynamic.s_var12 + refer.dynamic.s_var_onco_nodrug + refer.dynamic.g_var45 + refer.dynamic.knb)|unique%}</w:t>
+        <w:t xml:space="preserve"> + refer.dynamic.s_var12 + </w:t>
+      </w:r>
+      <w:proofErr w:type="spellStart"/>
+      <w:r>
+        <w:rPr>
+          <w:rFonts w:ascii="Arial" w:eastAsia="思源黑体 CN Normal" w:hAnsi="Arial" w:cs="Arial"/>
+          <w:sz w:val="16"/>
+          <w:szCs w:val="16"/>
+        </w:rPr>
+        <w:t>refer.dynamic.s_var_onco_nodrug</w:t>
+      </w:r>
+      <w:proofErr w:type="spellEnd"/>
+      <w:r>
+        <w:rPr>
+          <w:rFonts w:ascii="Arial" w:eastAsia="思源黑体 CN Normal" w:hAnsi="Arial" w:cs="Arial"/>
+          <w:sz w:val="16"/>
+          <w:szCs w:val="16"/>
+        </w:rPr>
+        <w:t xml:space="preserve"> + refer.dynamic.g_var45 + </w:t>
+      </w:r>
+      <w:proofErr w:type="spellStart"/>
+      <w:r>
+        <w:rPr>
+          <w:rFonts w:ascii="Arial" w:eastAsia="思源黑体 CN Normal" w:hAnsi="Arial" w:cs="Arial"/>
+          <w:sz w:val="16"/>
+          <w:szCs w:val="16"/>
+        </w:rPr>
+        <w:t>refer.dynamic.knb</w:t>
+      </w:r>
+      <w:proofErr w:type="spellEnd"/>
+      <w:r>
+        <w:rPr>
+          <w:rFonts w:ascii="Arial" w:eastAsia="思源黑体 CN Normal" w:hAnsi="Arial" w:cs="Arial"/>
+          <w:sz w:val="16"/>
+          <w:szCs w:val="16"/>
+        </w:rPr>
+        <w:t>)|unique%}</w:t>
       </w:r>
     </w:p>
     <w:p>
@@ -12435,7 +12562,25 @@
           <w:sz w:val="16"/>
           <w:szCs w:val="16"/>
         </w:rPr>
-        <w:t>{%p endfor%}</w:t>
+        <w:t xml:space="preserve">{%p </w:t>
+      </w:r>
+      <w:proofErr w:type="spellStart"/>
+      <w:r>
+        <w:rPr>
+          <w:rFonts w:ascii="Arial" w:eastAsia="思源黑体 CN Normal" w:hAnsi="Arial" w:cs="Arial"/>
+          <w:sz w:val="16"/>
+          <w:szCs w:val="16"/>
+        </w:rPr>
+        <w:t>endfor</w:t>
+      </w:r>
+      <w:proofErr w:type="spellEnd"/>
+      <w:r>
+        <w:rPr>
+          <w:rFonts w:ascii="Arial" w:eastAsia="思源黑体 CN Normal" w:hAnsi="Arial" w:cs="Arial"/>
+          <w:sz w:val="16"/>
+          <w:szCs w:val="16"/>
+        </w:rPr>
+        <w:t>%}</w:t>
       </w:r>
     </w:p>
     <w:p>
@@ -12463,9 +12608,9 @@
           <w:szCs w:val="16"/>
           <w:highlight w:val="cyan"/>
         </w:rPr>
-        <w:t>{{r page_</w:t>
-      </w:r>
-      <w:proofErr w:type="gramStart"/>
+        <w:t xml:space="preserve">{{r </w:t>
+      </w:r>
+      <w:proofErr w:type="spellStart"/>
       <w:r>
         <w:rPr>
           <w:rFonts w:ascii="微软雅黑" w:eastAsia="微软雅黑" w:hAnsi="微软雅黑"/>
@@ -12476,9 +12621,9 @@
           <w:szCs w:val="16"/>
           <w:highlight w:val="cyan"/>
         </w:rPr>
-        <w:t>break }</w:t>
-      </w:r>
-      <w:proofErr w:type="gramEnd"/>
+        <w:t>page_break</w:t>
+      </w:r>
+      <w:proofErr w:type="spellEnd"/>
       <w:r>
         <w:rPr>
           <w:rFonts w:ascii="微软雅黑" w:eastAsia="微软雅黑" w:hAnsi="微软雅黑"/>
@@ -12489,7 +12634,7 @@
           <w:szCs w:val="16"/>
           <w:highlight w:val="cyan"/>
         </w:rPr>
-        <w:t>}</w:t>
+        <w:t xml:space="preserve"> }}</w:t>
       </w:r>
     </w:p>
     <w:tbl>
@@ -19557,7 +19702,25 @@
         <w:sz w:val="16"/>
         <w:szCs w:val="16"/>
       </w:rPr>
-      <w:t>{{sample.sample_parent_id}}</w:t>
+      <w:t>{{</w:t>
+    </w:r>
+    <w:proofErr w:type="spellStart"/>
+    <w:r>
+      <w:rPr>
+        <w:rFonts w:ascii="思源黑体 CN Normal" w:eastAsia="思源黑体 CN Normal" w:hAnsi="思源黑体 CN Normal"/>
+        <w:sz w:val="16"/>
+        <w:szCs w:val="16"/>
+      </w:rPr>
+      <w:t>sample.sample_parent_id</w:t>
+    </w:r>
+    <w:proofErr w:type="spellEnd"/>
+    <w:r>
+      <w:rPr>
+        <w:rFonts w:ascii="思源黑体 CN Normal" w:eastAsia="思源黑体 CN Normal" w:hAnsi="思源黑体 CN Normal"/>
+        <w:sz w:val="16"/>
+        <w:szCs w:val="16"/>
+      </w:rPr>
+      <w:t>}}</w:t>
     </w:r>
     <w:r>
       <w:rPr>
@@ -19581,7 +19744,25 @@
         <w:sz w:val="16"/>
         <w:szCs w:val="16"/>
       </w:rPr>
-      <w:t>{{sample.patient_name}}</w:t>
+      <w:t>{{</w:t>
+    </w:r>
+    <w:proofErr w:type="spellStart"/>
+    <w:r>
+      <w:rPr>
+        <w:rFonts w:ascii="思源黑体 CN Normal" w:eastAsia="思源黑体 CN Normal" w:hAnsi="思源黑体 CN Normal"/>
+        <w:sz w:val="16"/>
+        <w:szCs w:val="16"/>
+      </w:rPr>
+      <w:t>sample.patient_name</w:t>
+    </w:r>
+    <w:proofErr w:type="spellEnd"/>
+    <w:r>
+      <w:rPr>
+        <w:rFonts w:ascii="思源黑体 CN Normal" w:eastAsia="思源黑体 CN Normal" w:hAnsi="思源黑体 CN Normal"/>
+        <w:sz w:val="16"/>
+        <w:szCs w:val="16"/>
+      </w:rPr>
+      <w:t>}}</w:t>
     </w:r>
     <w:r>
       <w:rPr>
@@ -19605,7 +19786,16 @@
         <w:sz w:val="16"/>
         <w:szCs w:val="16"/>
       </w:rPr>
-      <w:t>{{sample.</w:t>
+      <w:t>{{</w:t>
+    </w:r>
+    <w:proofErr w:type="spellStart"/>
+    <w:r>
+      <w:rPr>
+        <w:rFonts w:ascii="思源黑体 CN Normal" w:eastAsia="思源黑体 CN Normal" w:hAnsi="思源黑体 CN Normal" w:hint="eastAsia"/>
+        <w:sz w:val="16"/>
+        <w:szCs w:val="16"/>
+      </w:rPr>
+      <w:t>sample.</w:t>
     </w:r>
     <w:r>
       <w:rPr>
@@ -19615,6 +19805,7 @@
       </w:rPr>
       <w:t>gather_data</w:t>
     </w:r>
+    <w:proofErr w:type="spellEnd"/>
     <w:r>
       <w:rPr>
         <w:rFonts w:ascii="思源黑体 CN Normal" w:eastAsia="思源黑体 CN Normal" w:hAnsi="思源黑体 CN Normal" w:hint="eastAsia"/>
@@ -19639,23 +19830,23 @@
       </w:rPr>
       <w:t>{{</w:t>
     </w:r>
-    <w:proofErr w:type="gramStart"/>
+    <w:proofErr w:type="spellStart"/>
     <w:r>
       <w:rPr>
         <w:rFonts w:ascii="思源黑体 CN Normal" w:eastAsia="思源黑体 CN Normal" w:hAnsi="思源黑体 CN Normal"/>
         <w:sz w:val="16"/>
         <w:szCs w:val="16"/>
       </w:rPr>
-      <w:t>sample.report</w:t>
+      <w:t>sample.report_date</w:t>
     </w:r>
-    <w:proofErr w:type="gramEnd"/>
+    <w:proofErr w:type="spellEnd"/>
     <w:r>
       <w:rPr>
         <w:rFonts w:ascii="思源黑体 CN Normal" w:eastAsia="思源黑体 CN Normal" w:hAnsi="思源黑体 CN Normal"/>
         <w:sz w:val="16"/>
         <w:szCs w:val="16"/>
       </w:rPr>
-      <w:t>_date}}</w:t>
+      <w:t>}}</w:t>
     </w:r>
     <w:r>
       <w:rPr>
